--- a/docs/360醫療AI_Admin後台進度控管.docx
+++ b/docs/360醫療AI_Admin後台進度控管.docx
@@ -96,7 +96,7 @@
                 <w:sz w:val="52"/>
                 <w:szCs w:val="52"/>
               </w:rPr>
-              <w:t xml:space="preserve">5</w:t>
+              <w:t xml:space="preserve">12</w:t>
             </w:r>
           </w:p>
           <w:p>
@@ -143,7 +143,7 @@
                 <w:sz w:val="52"/>
                 <w:szCs w:val="52"/>
               </w:rPr>
-              <w:t xml:space="preserve">7</w:t>
+              <w:t xml:space="preserve">0</w:t>
             </w:r>
           </w:p>
           <w:p>
@@ -1642,29 +1642,29 @@
               <w:bottom w:val="single" w:color="DDDDDD" w:sz="1"/>
               <w:right w:val="single" w:color="DDDDDD" w:sz="1"/>
             </w:tcBorders>
-            <w:shd w:fill="FCEBEB" w:val="clear"/>
-            <w:tcMar>
-              <w:top w:type="dxa" w:w="80"/>
-              <w:left w:type="dxa" w:w="80"/>
-              <w:bottom w:type="dxa" w:w="80"/>
-              <w:right w:type="dxa" w:w="80"/>
-            </w:tcMar>
-            <w:vAlign w:val="center"/>
-          </w:tcPr>
-          <w:p>
-            <w:pPr>
-              <w:jc w:val="center"/>
-            </w:pPr>
-            <w:r>
-              <w:rPr>
-                <w:rFonts w:ascii="Arial" w:cs="Arial" w:eastAsia="Arial" w:hAnsi="Arial"/>
-                <w:b/>
-                <w:bCs/>
-                <w:color w:val="A32D2D"/>
-                <w:sz w:val="16"/>
-                <w:szCs w:val="16"/>
-              </w:rPr>
-              <w:t xml:space="preserve">進行中</w:t>
+            <w:shd w:fill="E1F5EE" w:val="clear"/>
+            <w:tcMar>
+              <w:top w:type="dxa" w:w="80"/>
+              <w:left w:type="dxa" w:w="80"/>
+              <w:bottom w:type="dxa" w:w="80"/>
+              <w:right w:type="dxa" w:w="80"/>
+            </w:tcMar>
+            <w:vAlign w:val="center"/>
+          </w:tcPr>
+          <w:p>
+            <w:pPr>
+              <w:jc w:val="center"/>
+            </w:pPr>
+            <w:r>
+              <w:rPr>
+                <w:rFonts w:ascii="Arial" w:cs="Arial" w:eastAsia="Arial" w:hAnsi="Arial"/>
+                <w:b/>
+                <w:bCs/>
+                <w:color w:val="0F6E56"/>
+                <w:sz w:val="16"/>
+                <w:szCs w:val="16"/>
+              </w:rPr>
+              <w:t xml:space="preserve">✓ 完成</w:t>
             </w:r>
           </w:p>
         </w:tc>
@@ -1843,29 +1843,29 @@
               <w:bottom w:val="single" w:color="DDDDDD" w:sz="1"/>
               <w:right w:val="single" w:color="DDDDDD" w:sz="1"/>
             </w:tcBorders>
-            <w:shd w:fill="FCEBEB" w:val="clear"/>
-            <w:tcMar>
-              <w:top w:type="dxa" w:w="80"/>
-              <w:left w:type="dxa" w:w="80"/>
-              <w:bottom w:type="dxa" w:w="80"/>
-              <w:right w:type="dxa" w:w="80"/>
-            </w:tcMar>
-            <w:vAlign w:val="center"/>
-          </w:tcPr>
-          <w:p>
-            <w:pPr>
-              <w:jc w:val="center"/>
-            </w:pPr>
-            <w:r>
-              <w:rPr>
-                <w:rFonts w:ascii="Arial" w:cs="Arial" w:eastAsia="Arial" w:hAnsi="Arial"/>
-                <w:b/>
-                <w:bCs/>
-                <w:color w:val="A32D2D"/>
-                <w:sz w:val="16"/>
-                <w:szCs w:val="16"/>
-              </w:rPr>
-              <w:t xml:space="preserve">進行中</w:t>
+            <w:shd w:fill="E1F5EE" w:val="clear"/>
+            <w:tcMar>
+              <w:top w:type="dxa" w:w="80"/>
+              <w:left w:type="dxa" w:w="80"/>
+              <w:bottom w:type="dxa" w:w="80"/>
+              <w:right w:type="dxa" w:w="80"/>
+            </w:tcMar>
+            <w:vAlign w:val="center"/>
+          </w:tcPr>
+          <w:p>
+            <w:pPr>
+              <w:jc w:val="center"/>
+            </w:pPr>
+            <w:r>
+              <w:rPr>
+                <w:rFonts w:ascii="Arial" w:cs="Arial" w:eastAsia="Arial" w:hAnsi="Arial"/>
+                <w:b/>
+                <w:bCs/>
+                <w:color w:val="0F6E56"/>
+                <w:sz w:val="16"/>
+                <w:szCs w:val="16"/>
+              </w:rPr>
+              <w:t xml:space="preserve">✓ 完成</w:t>
             </w:r>
           </w:p>
         </w:tc>
@@ -2044,29 +2044,29 @@
               <w:bottom w:val="single" w:color="DDDDDD" w:sz="1"/>
               <w:right w:val="single" w:color="DDDDDD" w:sz="1"/>
             </w:tcBorders>
-            <w:shd w:fill="FCEBEB" w:val="clear"/>
-            <w:tcMar>
-              <w:top w:type="dxa" w:w="80"/>
-              <w:left w:type="dxa" w:w="80"/>
-              <w:bottom w:type="dxa" w:w="80"/>
-              <w:right w:type="dxa" w:w="80"/>
-            </w:tcMar>
-            <w:vAlign w:val="center"/>
-          </w:tcPr>
-          <w:p>
-            <w:pPr>
-              <w:jc w:val="center"/>
-            </w:pPr>
-            <w:r>
-              <w:rPr>
-                <w:rFonts w:ascii="Arial" w:cs="Arial" w:eastAsia="Arial" w:hAnsi="Arial"/>
-                <w:b/>
-                <w:bCs/>
-                <w:color w:val="A32D2D"/>
-                <w:sz w:val="16"/>
-                <w:szCs w:val="16"/>
-              </w:rPr>
-              <w:t xml:space="preserve">進行中</w:t>
+            <w:shd w:fill="E1F5EE" w:val="clear"/>
+            <w:tcMar>
+              <w:top w:type="dxa" w:w="80"/>
+              <w:left w:type="dxa" w:w="80"/>
+              <w:bottom w:type="dxa" w:w="80"/>
+              <w:right w:type="dxa" w:w="80"/>
+            </w:tcMar>
+            <w:vAlign w:val="center"/>
+          </w:tcPr>
+          <w:p>
+            <w:pPr>
+              <w:jc w:val="center"/>
+            </w:pPr>
+            <w:r>
+              <w:rPr>
+                <w:rFonts w:ascii="Arial" w:cs="Arial" w:eastAsia="Arial" w:hAnsi="Arial"/>
+                <w:b/>
+                <w:bCs/>
+                <w:color w:val="0F6E56"/>
+                <w:sz w:val="16"/>
+                <w:szCs w:val="16"/>
+              </w:rPr>
+              <w:t xml:space="preserve">✓ 完成</w:t>
             </w:r>
           </w:p>
         </w:tc>
@@ -2446,29 +2446,29 @@
               <w:bottom w:val="single" w:color="DDDDDD" w:sz="1"/>
               <w:right w:val="single" w:color="DDDDDD" w:sz="1"/>
             </w:tcBorders>
-            <w:shd w:fill="FCEBEB" w:val="clear"/>
-            <w:tcMar>
-              <w:top w:type="dxa" w:w="80"/>
-              <w:left w:type="dxa" w:w="80"/>
-              <w:bottom w:type="dxa" w:w="80"/>
-              <w:right w:type="dxa" w:w="80"/>
-            </w:tcMar>
-            <w:vAlign w:val="center"/>
-          </w:tcPr>
-          <w:p>
-            <w:pPr>
-              <w:jc w:val="center"/>
-            </w:pPr>
-            <w:r>
-              <w:rPr>
-                <w:rFonts w:ascii="Arial" w:cs="Arial" w:eastAsia="Arial" w:hAnsi="Arial"/>
-                <w:b/>
-                <w:bCs/>
-                <w:color w:val="A32D2D"/>
-                <w:sz w:val="16"/>
-                <w:szCs w:val="16"/>
-              </w:rPr>
-              <w:t xml:space="preserve">進行中</w:t>
+            <w:shd w:fill="E1F5EE" w:val="clear"/>
+            <w:tcMar>
+              <w:top w:type="dxa" w:w="80"/>
+              <w:left w:type="dxa" w:w="80"/>
+              <w:bottom w:type="dxa" w:w="80"/>
+              <w:right w:type="dxa" w:w="80"/>
+            </w:tcMar>
+            <w:vAlign w:val="center"/>
+          </w:tcPr>
+          <w:p>
+            <w:pPr>
+              <w:jc w:val="center"/>
+            </w:pPr>
+            <w:r>
+              <w:rPr>
+                <w:rFonts w:ascii="Arial" w:cs="Arial" w:eastAsia="Arial" w:hAnsi="Arial"/>
+                <w:b/>
+                <w:bCs/>
+                <w:color w:val="0F6E56"/>
+                <w:sz w:val="16"/>
+                <w:szCs w:val="16"/>
+              </w:rPr>
+              <w:t xml:space="preserve">✓ 完成</w:t>
             </w:r>
           </w:p>
         </w:tc>
@@ -2647,29 +2647,29 @@
               <w:bottom w:val="single" w:color="DDDDDD" w:sz="1"/>
               <w:right w:val="single" w:color="DDDDDD" w:sz="1"/>
             </w:tcBorders>
-            <w:shd w:fill="FCEBEB" w:val="clear"/>
-            <w:tcMar>
-              <w:top w:type="dxa" w:w="80"/>
-              <w:left w:type="dxa" w:w="80"/>
-              <w:bottom w:type="dxa" w:w="80"/>
-              <w:right w:type="dxa" w:w="80"/>
-            </w:tcMar>
-            <w:vAlign w:val="center"/>
-          </w:tcPr>
-          <w:p>
-            <w:pPr>
-              <w:jc w:val="center"/>
-            </w:pPr>
-            <w:r>
-              <w:rPr>
-                <w:rFonts w:ascii="Arial" w:cs="Arial" w:eastAsia="Arial" w:hAnsi="Arial"/>
-                <w:b/>
-                <w:bCs/>
-                <w:color w:val="A32D2D"/>
-                <w:sz w:val="16"/>
-                <w:szCs w:val="16"/>
-              </w:rPr>
-              <w:t xml:space="preserve">進行中</w:t>
+            <w:shd w:fill="E1F5EE" w:val="clear"/>
+            <w:tcMar>
+              <w:top w:type="dxa" w:w="80"/>
+              <w:left w:type="dxa" w:w="80"/>
+              <w:bottom w:type="dxa" w:w="80"/>
+              <w:right w:type="dxa" w:w="80"/>
+            </w:tcMar>
+            <w:vAlign w:val="center"/>
+          </w:tcPr>
+          <w:p>
+            <w:pPr>
+              <w:jc w:val="center"/>
+            </w:pPr>
+            <w:r>
+              <w:rPr>
+                <w:rFonts w:ascii="Arial" w:cs="Arial" w:eastAsia="Arial" w:hAnsi="Arial"/>
+                <w:b/>
+                <w:bCs/>
+                <w:color w:val="0F6E56"/>
+                <w:sz w:val="16"/>
+                <w:szCs w:val="16"/>
+              </w:rPr>
+              <w:t xml:space="preserve">✓ 完成</w:t>
             </w:r>
           </w:p>
         </w:tc>
@@ -2848,29 +2848,29 @@
               <w:bottom w:val="single" w:color="DDDDDD" w:sz="1"/>
               <w:right w:val="single" w:color="DDDDDD" w:sz="1"/>
             </w:tcBorders>
-            <w:shd w:fill="FCEBEB" w:val="clear"/>
-            <w:tcMar>
-              <w:top w:type="dxa" w:w="80"/>
-              <w:left w:type="dxa" w:w="80"/>
-              <w:bottom w:type="dxa" w:w="80"/>
-              <w:right w:type="dxa" w:w="80"/>
-            </w:tcMar>
-            <w:vAlign w:val="center"/>
-          </w:tcPr>
-          <w:p>
-            <w:pPr>
-              <w:jc w:val="center"/>
-            </w:pPr>
-            <w:r>
-              <w:rPr>
-                <w:rFonts w:ascii="Arial" w:cs="Arial" w:eastAsia="Arial" w:hAnsi="Arial"/>
-                <w:b/>
-                <w:bCs/>
-                <w:color w:val="A32D2D"/>
-                <w:sz w:val="16"/>
-                <w:szCs w:val="16"/>
-              </w:rPr>
-              <w:t xml:space="preserve">進行中</w:t>
+            <w:shd w:fill="E1F5EE" w:val="clear"/>
+            <w:tcMar>
+              <w:top w:type="dxa" w:w="80"/>
+              <w:left w:type="dxa" w:w="80"/>
+              <w:bottom w:type="dxa" w:w="80"/>
+              <w:right w:type="dxa" w:w="80"/>
+            </w:tcMar>
+            <w:vAlign w:val="center"/>
+          </w:tcPr>
+          <w:p>
+            <w:pPr>
+              <w:jc w:val="center"/>
+            </w:pPr>
+            <w:r>
+              <w:rPr>
+                <w:rFonts w:ascii="Arial" w:cs="Arial" w:eastAsia="Arial" w:hAnsi="Arial"/>
+                <w:b/>
+                <w:bCs/>
+                <w:color w:val="0F6E56"/>
+                <w:sz w:val="16"/>
+                <w:szCs w:val="16"/>
+              </w:rPr>
+              <w:t xml:space="preserve">✓ 完成</w:t>
             </w:r>
           </w:p>
         </w:tc>
@@ -3049,29 +3049,29 @@
               <w:bottom w:val="single" w:color="DDDDDD" w:sz="1"/>
               <w:right w:val="single" w:color="DDDDDD" w:sz="1"/>
             </w:tcBorders>
-            <w:shd w:fill="FCEBEB" w:val="clear"/>
-            <w:tcMar>
-              <w:top w:type="dxa" w:w="80"/>
-              <w:left w:type="dxa" w:w="80"/>
-              <w:bottom w:type="dxa" w:w="80"/>
-              <w:right w:type="dxa" w:w="80"/>
-            </w:tcMar>
-            <w:vAlign w:val="center"/>
-          </w:tcPr>
-          <w:p>
-            <w:pPr>
-              <w:jc w:val="center"/>
-            </w:pPr>
-            <w:r>
-              <w:rPr>
-                <w:rFonts w:ascii="Arial" w:cs="Arial" w:eastAsia="Arial" w:hAnsi="Arial"/>
-                <w:b/>
-                <w:bCs/>
-                <w:color w:val="A32D2D"/>
-                <w:sz w:val="16"/>
-                <w:szCs w:val="16"/>
-              </w:rPr>
-              <w:t xml:space="preserve">進行中</w:t>
+            <w:shd w:fill="E1F5EE" w:val="clear"/>
+            <w:tcMar>
+              <w:top w:type="dxa" w:w="80"/>
+              <w:left w:type="dxa" w:w="80"/>
+              <w:bottom w:type="dxa" w:w="80"/>
+              <w:right w:type="dxa" w:w="80"/>
+            </w:tcMar>
+            <w:vAlign w:val="center"/>
+          </w:tcPr>
+          <w:p>
+            <w:pPr>
+              <w:jc w:val="center"/>
+            </w:pPr>
+            <w:r>
+              <w:rPr>
+                <w:rFonts w:ascii="Arial" w:cs="Arial" w:eastAsia="Arial" w:hAnsi="Arial"/>
+                <w:b/>
+                <w:bCs/>
+                <w:color w:val="0F6E56"/>
+                <w:sz w:val="16"/>
+                <w:szCs w:val="16"/>
+              </w:rPr>
+              <w:t xml:space="preserve">✓ 完成</w:t>
             </w:r>
           </w:p>
         </w:tc>

--- a/docs/360醫療AI_Admin後台進度控管.docx
+++ b/docs/360醫療AI_Admin後台進度控管.docx
@@ -13377,6 +13377,1040 @@
                 <w:szCs w:val="16"/>
               </w:rPr>
               <w:t xml:space="preserve">待做</w:t>
+            </w:r>
+          </w:p>
+        </w:tc>
+        <w:tc>
+          <w:tcPr>
+            <w:tcW w:type="dxa" w:w="1200"/>
+            <w:tcBorders>
+              <w:top w:val="single" w:color="DDDDDD" w:sz="1"/>
+              <w:left w:val="single" w:color="DDDDDD" w:sz="1"/>
+              <w:bottom w:val="single" w:color="DDDDDD" w:sz="1"/>
+              <w:right w:val="single" w:color="DDDDDD" w:sz="1"/>
+            </w:tcBorders>
+            <w:shd w:fill="F1EFE8" w:val="clear"/>
+            <w:tcMar>
+              <w:top w:type="dxa" w:w="80"/>
+              <w:left w:type="dxa" w:w="80"/>
+              <w:bottom w:type="dxa" w:w="80"/>
+              <w:right w:type="dxa" w:w="80"/>
+            </w:tcMar>
+            <w:vAlign w:val="center"/>
+          </w:tcPr>
+          <w:p>
+            <w:pPr>
+              <w:jc w:val="center"/>
+            </w:pPr>
+            <w:r>
+              <w:rPr>
+                <w:rFonts w:ascii="Arial" w:cs="Arial" w:eastAsia="Arial" w:hAnsi="Arial"/>
+                <w:b/>
+                <w:bCs/>
+                <w:color w:val="5F5E5A"/>
+                <w:sz w:val="16"/>
+                <w:szCs w:val="16"/>
+              </w:rPr>
+              <w:t xml:space="preserve">待做</w:t>
+            </w:r>
+          </w:p>
+        </w:tc>
+      </w:tr>
+    </w:tbl>
+    <w:p>
+      <w:pPr>
+        <w:spacing w:after="160"/>
+      </w:pPr>
+      <w:r>
+        <w:t xml:space="preserve"/>
+      </w:r>
+    </w:p>
+    <w:p>
+      <w:pPr>
+        <w:pStyle w:val="Heading2"/>
+      </w:pPr>
+      <w:r>
+        <w:rPr>
+          <w:rFonts w:ascii="Arial" w:cs="Arial" w:eastAsia="Arial" w:hAnsi="Arial"/>
+          <w:b/>
+          <w:bCs/>
+          <w:color w:val="1D3461"/>
+          <w:sz w:val="24"/>
+          <w:szCs w:val="24"/>
+        </w:rPr>
+        <w:t xml:space="preserve">Phase 2 基礎建設作業項目</w:t>
+      </w:r>
+    </w:p>
+    <w:tbl>
+      <w:tblPr>
+        <w:tblW w:type="dxa" w:w="8900"/>
+        <w:tblBorders>
+          <w:top w:val="single" w:color="auto" w:sz="4"/>
+          <w:left w:val="single" w:color="auto" w:sz="4"/>
+          <w:bottom w:val="single" w:color="auto" w:sz="4"/>
+          <w:right w:val="single" w:color="auto" w:sz="4"/>
+          <w:insideH w:val="single" w:color="auto" w:sz="4"/>
+          <w:insideV w:val="single" w:color="auto" w:sz="4"/>
+        </w:tblBorders>
+      </w:tblPr>
+      <w:tblGrid>
+        <w:gridCol w:w="500"/>
+        <w:gridCol w:w="2800"/>
+        <w:gridCol w:w="4400"/>
+        <w:gridCol w:w="1200"/>
+      </w:tblGrid>
+      <w:tr>
+        <w:trPr>
+          <w:tblHeader/>
+        </w:trPr>
+        <w:tc>
+          <w:tcPr>
+            <w:tcW w:type="dxa" w:w="500"/>
+            <w:tcBorders>
+              <w:top w:val="single" w:color="DDDDDD" w:sz="1"/>
+              <w:left w:val="single" w:color="DDDDDD" w:sz="1"/>
+              <w:bottom w:val="single" w:color="DDDDDD" w:sz="1"/>
+              <w:right w:val="single" w:color="DDDDDD" w:sz="1"/>
+            </w:tcBorders>
+            <w:shd w:fill="1D3461" w:val="clear"/>
+            <w:tcMar>
+              <w:top w:type="dxa" w:w="100"/>
+              <w:left w:type="dxa" w:w="100"/>
+              <w:bottom w:type="dxa" w:w="100"/>
+              <w:right w:type="dxa" w:w="100"/>
+            </w:tcMar>
+            <w:vAlign w:val="center"/>
+          </w:tcPr>
+          <w:p>
+            <w:pPr>
+              <w:jc w:val="center"/>
+            </w:pPr>
+            <w:r>
+              <w:rPr>
+                <w:rFonts w:ascii="Arial" w:cs="Arial" w:eastAsia="Arial" w:hAnsi="Arial"/>
+                <w:b/>
+                <w:bCs/>
+                <w:color w:val="FFFFFF"/>
+                <w:sz w:val="17"/>
+                <w:szCs w:val="17"/>
+              </w:rPr>
+              <w:t xml:space="preserve">#</w:t>
+            </w:r>
+          </w:p>
+        </w:tc>
+        <w:tc>
+          <w:tcPr>
+            <w:tcW w:type="dxa" w:w="2800"/>
+            <w:tcBorders>
+              <w:top w:val="single" w:color="DDDDDD" w:sz="1"/>
+              <w:left w:val="single" w:color="DDDDDD" w:sz="1"/>
+              <w:bottom w:val="single" w:color="DDDDDD" w:sz="1"/>
+              <w:right w:val="single" w:color="DDDDDD" w:sz="1"/>
+            </w:tcBorders>
+            <w:shd w:fill="1D3461" w:val="clear"/>
+            <w:tcMar>
+              <w:top w:type="dxa" w:w="100"/>
+              <w:left w:type="dxa" w:w="100"/>
+              <w:bottom w:type="dxa" w:w="100"/>
+              <w:right w:type="dxa" w:w="100"/>
+            </w:tcMar>
+            <w:vAlign w:val="center"/>
+          </w:tcPr>
+          <w:p>
+            <w:pPr>
+              <w:jc w:val="center"/>
+            </w:pPr>
+            <w:r>
+              <w:rPr>
+                <w:rFonts w:ascii="Arial" w:cs="Arial" w:eastAsia="Arial" w:hAnsi="Arial"/>
+                <w:b/>
+                <w:bCs/>
+                <w:color w:val="FFFFFF"/>
+                <w:sz w:val="17"/>
+                <w:szCs w:val="17"/>
+              </w:rPr>
+              <w:t xml:space="preserve">項目名稱</w:t>
+            </w:r>
+          </w:p>
+        </w:tc>
+        <w:tc>
+          <w:tcPr>
+            <w:tcW w:type="dxa" w:w="4400"/>
+            <w:tcBorders>
+              <w:top w:val="single" w:color="DDDDDD" w:sz="1"/>
+              <w:left w:val="single" w:color="DDDDDD" w:sz="1"/>
+              <w:bottom w:val="single" w:color="DDDDDD" w:sz="1"/>
+              <w:right w:val="single" w:color="DDDDDD" w:sz="1"/>
+            </w:tcBorders>
+            <w:shd w:fill="1D3461" w:val="clear"/>
+            <w:tcMar>
+              <w:top w:type="dxa" w:w="100"/>
+              <w:left w:type="dxa" w:w="100"/>
+              <w:bottom w:type="dxa" w:w="100"/>
+              <w:right w:type="dxa" w:w="100"/>
+            </w:tcMar>
+            <w:vAlign w:val="center"/>
+          </w:tcPr>
+          <w:p>
+            <w:pPr>
+              <w:jc w:val="center"/>
+            </w:pPr>
+            <w:r>
+              <w:rPr>
+                <w:rFonts w:ascii="Arial" w:cs="Arial" w:eastAsia="Arial" w:hAnsi="Arial"/>
+                <w:b/>
+                <w:bCs/>
+                <w:color w:val="FFFFFF"/>
+                <w:sz w:val="17"/>
+                <w:szCs w:val="17"/>
+              </w:rPr>
+              <w:t xml:space="preserve">子任務</w:t>
+            </w:r>
+          </w:p>
+        </w:tc>
+        <w:tc>
+          <w:tcPr>
+            <w:tcW w:type="dxa" w:w="1200"/>
+            <w:tcBorders>
+              <w:top w:val="single" w:color="DDDDDD" w:sz="1"/>
+              <w:left w:val="single" w:color="DDDDDD" w:sz="1"/>
+              <w:bottom w:val="single" w:color="DDDDDD" w:sz="1"/>
+              <w:right w:val="single" w:color="DDDDDD" w:sz="1"/>
+            </w:tcBorders>
+            <w:shd w:fill="1D3461" w:val="clear"/>
+            <w:tcMar>
+              <w:top w:type="dxa" w:w="100"/>
+              <w:left w:type="dxa" w:w="100"/>
+              <w:bottom w:type="dxa" w:w="100"/>
+              <w:right w:type="dxa" w:w="100"/>
+            </w:tcMar>
+            <w:vAlign w:val="center"/>
+          </w:tcPr>
+          <w:p>
+            <w:pPr>
+              <w:jc w:val="center"/>
+            </w:pPr>
+            <w:r>
+              <w:rPr>
+                <w:rFonts w:ascii="Arial" w:cs="Arial" w:eastAsia="Arial" w:hAnsi="Arial"/>
+                <w:b/>
+                <w:bCs/>
+                <w:color w:val="FFFFFF"/>
+                <w:sz w:val="17"/>
+                <w:szCs w:val="17"/>
+              </w:rPr>
+              <w:t xml:space="preserve">狀態</w:t>
+            </w:r>
+          </w:p>
+        </w:tc>
+      </w:tr>
+      <w:tr>
+        <w:tc>
+          <w:tcPr>
+            <w:tcW w:type="dxa" w:w="500"/>
+            <w:tcBorders>
+              <w:top w:val="single" w:color="DDDDDD" w:sz="1"/>
+              <w:left w:val="single" w:color="DDDDDD" w:sz="1"/>
+              <w:bottom w:val="single" w:color="DDDDDD" w:sz="1"/>
+              <w:right w:val="single" w:color="DDDDDD" w:sz="1"/>
+            </w:tcBorders>
+            <w:shd w:fill="FFFFFF" w:val="clear"/>
+            <w:tcMar>
+              <w:top w:type="dxa" w:w="80"/>
+              <w:left w:type="dxa" w:w="120"/>
+              <w:bottom w:type="dxa" w:w="80"/>
+              <w:right w:type="dxa" w:w="120"/>
+            </w:tcMar>
+            <w:vAlign w:val="center"/>
+          </w:tcPr>
+          <w:p>
+            <w:pPr>
+              <w:jc w:val="center"/>
+            </w:pPr>
+            <w:r>
+              <w:rPr>
+                <w:rFonts w:ascii="Arial" w:cs="Arial" w:eastAsia="Arial" w:hAnsi="Arial"/>
+                <w:b/>
+                <w:bCs/>
+                <w:color w:val="5F5E5A"/>
+                <w:sz w:val="16"/>
+                <w:szCs w:val="16"/>
+              </w:rPr>
+              <w:t xml:space="preserve">B1</w:t>
+            </w:r>
+          </w:p>
+        </w:tc>
+        <w:tc>
+          <w:tcPr>
+            <w:tcW w:type="dxa" w:w="2800"/>
+            <w:tcBorders>
+              <w:top w:val="single" w:color="DDDDDD" w:sz="1"/>
+              <w:left w:val="single" w:color="DDDDDD" w:sz="1"/>
+              <w:bottom w:val="single" w:color="DDDDDD" w:sz="1"/>
+              <w:right w:val="single" w:color="DDDDDD" w:sz="1"/>
+            </w:tcBorders>
+            <w:shd w:fill="FFFFFF" w:val="clear"/>
+            <w:tcMar>
+              <w:top w:type="dxa" w:w="80"/>
+              <w:left w:type="dxa" w:w="120"/>
+              <w:bottom w:type="dxa" w:w="80"/>
+              <w:right w:type="dxa" w:w="120"/>
+            </w:tcMar>
+            <w:vAlign w:val="center"/>
+          </w:tcPr>
+          <w:p>
+            <w:pPr>
+              <w:jc w:val="left"/>
+            </w:pPr>
+            <w:r>
+              <w:rPr>
+                <w:rFonts w:ascii="Arial" w:cs="Arial" w:eastAsia="Arial" w:hAnsi="Arial"/>
+                <w:b/>
+                <w:bCs/>
+                <w:color w:val="333333"/>
+                <w:sz w:val="17"/>
+                <w:szCs w:val="17"/>
+              </w:rPr>
+              <w:t xml:space="preserve">PostgreSQL 接真實 DB</w:t>
+            </w:r>
+          </w:p>
+        </w:tc>
+        <w:tc>
+          <w:tcPr>
+            <w:tcW w:type="dxa" w:w="4400"/>
+            <w:tcBorders>
+              <w:top w:val="single" w:color="DDDDDD" w:sz="1"/>
+              <w:left w:val="single" w:color="DDDDDD" w:sz="1"/>
+              <w:bottom w:val="single" w:color="DDDDDD" w:sz="1"/>
+              <w:right w:val="single" w:color="DDDDDD" w:sz="1"/>
+            </w:tcBorders>
+            <w:shd w:fill="FFFFFF" w:val="clear"/>
+            <w:tcMar>
+              <w:top w:type="dxa" w:w="80"/>
+              <w:left w:type="dxa" w:w="120"/>
+              <w:bottom w:type="dxa" w:w="80"/>
+              <w:right w:type="dxa" w:w="120"/>
+            </w:tcMar>
+          </w:tcPr>
+          <w:p>
+            <w:pPr>
+              <w:spacing w:after="60"/>
+            </w:pPr>
+            <w:r>
+              <w:rPr>
+                <w:rFonts w:ascii="Arial" w:cs="Arial" w:eastAsia="Arial" w:hAnsi="Arial"/>
+                <w:sz w:val="16"/>
+                <w:szCs w:val="16"/>
+              </w:rPr>
+              <w:t xml:space="preserve">• 設計 schema（clinics/doctors/unlocks/broadcasts/crawler_status）</w:t>
+            </w:r>
+          </w:p>
+          <w:p>
+            <w:pPr>
+              <w:spacing w:after="60"/>
+            </w:pPr>
+            <w:r>
+              <w:rPr>
+                <w:rFonts w:ascii="Arial" w:cs="Arial" w:eastAsia="Arial" w:hAnsi="Arial"/>
+                <w:sz w:val="16"/>
+                <w:szCs w:val="16"/>
+              </w:rPr>
+              <w:t xml:space="preserve">• Alembic migration 建立</w:t>
+            </w:r>
+          </w:p>
+          <w:p>
+            <w:pPr>
+              <w:spacing w:after="60"/>
+            </w:pPr>
+            <w:r>
+              <w:rPr>
+                <w:rFonts w:ascii="Arial" w:cs="Arial" w:eastAsia="Arial" w:hAnsi="Arial"/>
+                <w:sz w:val="16"/>
+                <w:szCs w:val="16"/>
+              </w:rPr>
+              <w:t xml:space="preserve">• 取代所有 JSON 檔案讀取</w:t>
+            </w:r>
+          </w:p>
+          <w:p>
+            <w:pPr>
+              <w:spacing w:after="60"/>
+            </w:pPr>
+            <w:r>
+              <w:rPr>
+                <w:rFonts w:ascii="Arial" w:cs="Arial" w:eastAsia="Arial" w:hAnsi="Arial"/>
+                <w:sz w:val="16"/>
+                <w:szCs w:val="16"/>
+              </w:rPr>
+              <w:t xml:space="preserve">• Admin 後台 13 模組全部接真實 DB</w:t>
+            </w:r>
+          </w:p>
+        </w:tc>
+        <w:tc>
+          <w:tcPr>
+            <w:tcW w:type="dxa" w:w="1200"/>
+            <w:tcBorders>
+              <w:top w:val="single" w:color="DDDDDD" w:sz="1"/>
+              <w:left w:val="single" w:color="DDDDDD" w:sz="1"/>
+              <w:bottom w:val="single" w:color="DDDDDD" w:sz="1"/>
+              <w:right w:val="single" w:color="DDDDDD" w:sz="1"/>
+            </w:tcBorders>
+            <w:shd w:fill="F1EFE8" w:val="clear"/>
+            <w:tcMar>
+              <w:top w:type="dxa" w:w="80"/>
+              <w:left w:type="dxa" w:w="80"/>
+              <w:bottom w:type="dxa" w:w="80"/>
+              <w:right w:type="dxa" w:w="80"/>
+            </w:tcMar>
+            <w:vAlign w:val="center"/>
+          </w:tcPr>
+          <w:p>
+            <w:pPr>
+              <w:jc w:val="center"/>
+            </w:pPr>
+            <w:r>
+              <w:rPr>
+                <w:rFonts w:ascii="Arial" w:cs="Arial" w:eastAsia="Arial" w:hAnsi="Arial"/>
+                <w:b/>
+                <w:bCs/>
+                <w:color w:val="5F5E5A"/>
+                <w:sz w:val="16"/>
+                <w:szCs w:val="16"/>
+              </w:rPr>
+              <w:t xml:space="preserve">待做</w:t>
+            </w:r>
+          </w:p>
+        </w:tc>
+      </w:tr>
+      <w:tr>
+        <w:tc>
+          <w:tcPr>
+            <w:tcW w:type="dxa" w:w="500"/>
+            <w:tcBorders>
+              <w:top w:val="single" w:color="DDDDDD" w:sz="1"/>
+              <w:left w:val="single" w:color="DDDDDD" w:sz="1"/>
+              <w:bottom w:val="single" w:color="DDDDDD" w:sz="1"/>
+              <w:right w:val="single" w:color="DDDDDD" w:sz="1"/>
+            </w:tcBorders>
+            <w:shd w:fill="FFFFFF" w:val="clear"/>
+            <w:tcMar>
+              <w:top w:type="dxa" w:w="80"/>
+              <w:left w:type="dxa" w:w="120"/>
+              <w:bottom w:type="dxa" w:w="80"/>
+              <w:right w:type="dxa" w:w="120"/>
+            </w:tcMar>
+            <w:vAlign w:val="center"/>
+          </w:tcPr>
+          <w:p>
+            <w:pPr>
+              <w:jc w:val="center"/>
+            </w:pPr>
+            <w:r>
+              <w:rPr>
+                <w:rFonts w:ascii="Arial" w:cs="Arial" w:eastAsia="Arial" w:hAnsi="Arial"/>
+                <w:b/>
+                <w:bCs/>
+                <w:color w:val="5F5E5A"/>
+                <w:sz w:val="16"/>
+                <w:szCs w:val="16"/>
+              </w:rPr>
+              <w:t xml:space="preserve">B2</w:t>
+            </w:r>
+          </w:p>
+        </w:tc>
+        <w:tc>
+          <w:tcPr>
+            <w:tcW w:type="dxa" w:w="2800"/>
+            <w:tcBorders>
+              <w:top w:val="single" w:color="DDDDDD" w:sz="1"/>
+              <w:left w:val="single" w:color="DDDDDD" w:sz="1"/>
+              <w:bottom w:val="single" w:color="DDDDDD" w:sz="1"/>
+              <w:right w:val="single" w:color="DDDDDD" w:sz="1"/>
+            </w:tcBorders>
+            <w:shd w:fill="FFFFFF" w:val="clear"/>
+            <w:tcMar>
+              <w:top w:type="dxa" w:w="80"/>
+              <w:left w:type="dxa" w:w="120"/>
+              <w:bottom w:type="dxa" w:w="80"/>
+              <w:right w:type="dxa" w:w="120"/>
+            </w:tcMar>
+            <w:vAlign w:val="center"/>
+          </w:tcPr>
+          <w:p>
+            <w:pPr>
+              <w:jc w:val="left"/>
+            </w:pPr>
+            <w:r>
+              <w:rPr>
+                <w:rFonts w:ascii="Arial" w:cs="Arial" w:eastAsia="Arial" w:hAnsi="Arial"/>
+                <w:b/>
+                <w:bCs/>
+                <w:color w:val="333333"/>
+                <w:sz w:val="17"/>
+                <w:szCs w:val="17"/>
+              </w:rPr>
+              <w:t xml:space="preserve">GCP Cloud Scheduler 排程</w:t>
+            </w:r>
+          </w:p>
+        </w:tc>
+        <w:tc>
+          <w:tcPr>
+            <w:tcW w:type="dxa" w:w="4400"/>
+            <w:tcBorders>
+              <w:top w:val="single" w:color="DDDDDD" w:sz="1"/>
+              <w:left w:val="single" w:color="DDDDDD" w:sz="1"/>
+              <w:bottom w:val="single" w:color="DDDDDD" w:sz="1"/>
+              <w:right w:val="single" w:color="DDDDDD" w:sz="1"/>
+            </w:tcBorders>
+            <w:shd w:fill="FFFFFF" w:val="clear"/>
+            <w:tcMar>
+              <w:top w:type="dxa" w:w="80"/>
+              <w:left w:type="dxa" w:w="120"/>
+              <w:bottom w:type="dxa" w:w="80"/>
+              <w:right w:type="dxa" w:w="120"/>
+            </w:tcMar>
+          </w:tcPr>
+          <w:p>
+            <w:pPr>
+              <w:spacing w:after="60"/>
+            </w:pPr>
+            <w:r>
+              <w:rPr>
+                <w:rFonts w:ascii="Arial" w:cs="Arial" w:eastAsia="Arial" w:hAnsi="Arial"/>
+                <w:sz w:val="16"/>
+                <w:szCs w:val="16"/>
+              </w:rPr>
+              <w:t xml:space="preserve">• Google Places 每10天自動觸發</w:t>
+            </w:r>
+          </w:p>
+          <w:p>
+            <w:pPr>
+              <w:spacing w:after="60"/>
+            </w:pPr>
+            <w:r>
+              <w:rPr>
+                <w:rFonts w:ascii="Arial" w:cs="Arial" w:eastAsia="Arial" w:hAnsi="Arial"/>
+                <w:sz w:val="16"/>
+                <w:szCs w:val="16"/>
+              </w:rPr>
+              <w:t xml:space="preserve">• 司法院每30天自動觸發</w:t>
+            </w:r>
+          </w:p>
+          <w:p>
+            <w:pPr>
+              <w:spacing w:after="60"/>
+            </w:pPr>
+            <w:r>
+              <w:rPr>
+                <w:rFonts w:ascii="Arial" w:cs="Arial" w:eastAsia="Arial" w:hAnsi="Arial"/>
+                <w:sz w:val="16"/>
+                <w:szCs w:val="16"/>
+              </w:rPr>
+              <w:t xml:space="preserve">• 行政處分每30天自動觸發</w:t>
+            </w:r>
+          </w:p>
+          <w:p>
+            <w:pPr>
+              <w:spacing w:after="60"/>
+            </w:pPr>
+            <w:r>
+              <w:rPr>
+                <w:rFonts w:ascii="Arial" w:cs="Arial" w:eastAsia="Arial" w:hAnsi="Arial"/>
+                <w:sz w:val="16"/>
+                <w:szCs w:val="16"/>
+              </w:rPr>
+              <w:t xml:space="preserve">• 新聞/社群每7天自動觸發</w:t>
+            </w:r>
+          </w:p>
+        </w:tc>
+        <w:tc>
+          <w:tcPr>
+            <w:tcW w:type="dxa" w:w="1200"/>
+            <w:tcBorders>
+              <w:top w:val="single" w:color="DDDDDD" w:sz="1"/>
+              <w:left w:val="single" w:color="DDDDDD" w:sz="1"/>
+              <w:bottom w:val="single" w:color="DDDDDD" w:sz="1"/>
+              <w:right w:val="single" w:color="DDDDDD" w:sz="1"/>
+            </w:tcBorders>
+            <w:shd w:fill="F1EFE8" w:val="clear"/>
+            <w:tcMar>
+              <w:top w:type="dxa" w:w="80"/>
+              <w:left w:type="dxa" w:w="80"/>
+              <w:bottom w:type="dxa" w:w="80"/>
+              <w:right w:type="dxa" w:w="80"/>
+            </w:tcMar>
+            <w:vAlign w:val="center"/>
+          </w:tcPr>
+          <w:p>
+            <w:pPr>
+              <w:jc w:val="center"/>
+            </w:pPr>
+            <w:r>
+              <w:rPr>
+                <w:rFonts w:ascii="Arial" w:cs="Arial" w:eastAsia="Arial" w:hAnsi="Arial"/>
+                <w:b/>
+                <w:bCs/>
+                <w:color w:val="5F5E5A"/>
+                <w:sz w:val="16"/>
+                <w:szCs w:val="16"/>
+              </w:rPr>
+              <w:t xml:space="preserve">待做</w:t>
+            </w:r>
+          </w:p>
+        </w:tc>
+      </w:tr>
+      <w:tr>
+        <w:tc>
+          <w:tcPr>
+            <w:tcW w:type="dxa" w:w="500"/>
+            <w:tcBorders>
+              <w:top w:val="single" w:color="DDDDDD" w:sz="1"/>
+              <w:left w:val="single" w:color="DDDDDD" w:sz="1"/>
+              <w:bottom w:val="single" w:color="DDDDDD" w:sz="1"/>
+              <w:right w:val="single" w:color="DDDDDD" w:sz="1"/>
+            </w:tcBorders>
+            <w:shd w:fill="FFFFFF" w:val="clear"/>
+            <w:tcMar>
+              <w:top w:type="dxa" w:w="80"/>
+              <w:left w:type="dxa" w:w="120"/>
+              <w:bottom w:type="dxa" w:w="80"/>
+              <w:right w:type="dxa" w:w="120"/>
+            </w:tcMar>
+            <w:vAlign w:val="center"/>
+          </w:tcPr>
+          <w:p>
+            <w:pPr>
+              <w:jc w:val="center"/>
+            </w:pPr>
+            <w:r>
+              <w:rPr>
+                <w:rFonts w:ascii="Arial" w:cs="Arial" w:eastAsia="Arial" w:hAnsi="Arial"/>
+                <w:b/>
+                <w:bCs/>
+                <w:color w:val="5F5E5A"/>
+                <w:sz w:val="16"/>
+                <w:szCs w:val="16"/>
+              </w:rPr>
+              <w:t xml:space="preserve">B3</w:t>
+            </w:r>
+          </w:p>
+        </w:tc>
+        <w:tc>
+          <w:tcPr>
+            <w:tcW w:type="dxa" w:w="2800"/>
+            <w:tcBorders>
+              <w:top w:val="single" w:color="DDDDDD" w:sz="1"/>
+              <w:left w:val="single" w:color="DDDDDD" w:sz="1"/>
+              <w:bottom w:val="single" w:color="DDDDDD" w:sz="1"/>
+              <w:right w:val="single" w:color="DDDDDD" w:sz="1"/>
+            </w:tcBorders>
+            <w:shd w:fill="FFFFFF" w:val="clear"/>
+            <w:tcMar>
+              <w:top w:type="dxa" w:w="80"/>
+              <w:left w:type="dxa" w:w="120"/>
+              <w:bottom w:type="dxa" w:w="80"/>
+              <w:right w:type="dxa" w:w="120"/>
+            </w:tcMar>
+            <w:vAlign w:val="center"/>
+          </w:tcPr>
+          <w:p>
+            <w:pPr>
+              <w:jc w:val="left"/>
+            </w:pPr>
+            <w:r>
+              <w:rPr>
+                <w:rFonts w:ascii="Arial" w:cs="Arial" w:eastAsia="Arial" w:hAnsi="Arial"/>
+                <w:b/>
+                <w:bCs/>
+                <w:color w:val="333333"/>
+                <w:sz w:val="17"/>
+                <w:szCs w:val="17"/>
+              </w:rPr>
+              <w:t xml:space="preserve">AIMS AI SEO 文章推送</w:t>
+            </w:r>
+          </w:p>
+        </w:tc>
+        <w:tc>
+          <w:tcPr>
+            <w:tcW w:type="dxa" w:w="4400"/>
+            <w:tcBorders>
+              <w:top w:val="single" w:color="DDDDDD" w:sz="1"/>
+              <w:left w:val="single" w:color="DDDDDD" w:sz="1"/>
+              <w:bottom w:val="single" w:color="DDDDDD" w:sz="1"/>
+              <w:right w:val="single" w:color="DDDDDD" w:sz="1"/>
+            </w:tcBorders>
+            <w:shd w:fill="FFFFFF" w:val="clear"/>
+            <w:tcMar>
+              <w:top w:type="dxa" w:w="80"/>
+              <w:left w:type="dxa" w:w="120"/>
+              <w:bottom w:type="dxa" w:w="80"/>
+              <w:right w:type="dxa" w:w="120"/>
+            </w:tcMar>
+          </w:tcPr>
+          <w:p>
+            <w:pPr>
+              <w:spacing w:after="60"/>
+            </w:pPr>
+            <w:r>
+              <w:rPr>
+                <w:rFonts w:ascii="Arial" w:cs="Arial" w:eastAsia="Arial" w:hAnsi="Arial"/>
+                <w:sz w:val="16"/>
+                <w:szCs w:val="16"/>
+              </w:rPr>
+              <w:t xml:space="preserve">• AIMS生成文章 → API推送至診所頁</w:t>
+            </w:r>
+          </w:p>
+          <w:p>
+            <w:pPr>
+              <w:spacing w:after="60"/>
+            </w:pPr>
+            <w:r>
+              <w:rPr>
+                <w:rFonts w:ascii="Arial" w:cs="Arial" w:eastAsia="Arial" w:hAnsi="Arial"/>
+                <w:sz w:val="16"/>
+                <w:szCs w:val="16"/>
+              </w:rPr>
+              <w:t xml:space="preserve">• 診所詳細頁展示SEO文章區塊</w:t>
+            </w:r>
+          </w:p>
+        </w:tc>
+        <w:tc>
+          <w:tcPr>
+            <w:tcW w:type="dxa" w:w="1200"/>
+            <w:tcBorders>
+              <w:top w:val="single" w:color="DDDDDD" w:sz="1"/>
+              <w:left w:val="single" w:color="DDDDDD" w:sz="1"/>
+              <w:bottom w:val="single" w:color="DDDDDD" w:sz="1"/>
+              <w:right w:val="single" w:color="DDDDDD" w:sz="1"/>
+            </w:tcBorders>
+            <w:shd w:fill="EEEDFE" w:val="clear"/>
+            <w:tcMar>
+              <w:top w:type="dxa" w:w="80"/>
+              <w:left w:type="dxa" w:w="80"/>
+              <w:bottom w:type="dxa" w:w="80"/>
+              <w:right w:type="dxa" w:w="80"/>
+            </w:tcMar>
+            <w:vAlign w:val="center"/>
+          </w:tcPr>
+          <w:p>
+            <w:pPr>
+              <w:jc w:val="center"/>
+            </w:pPr>
+            <w:r>
+              <w:rPr>
+                <w:rFonts w:ascii="Arial" w:cs="Arial" w:eastAsia="Arial" w:hAnsi="Arial"/>
+                <w:b/>
+                <w:bCs/>
+                <w:color w:val="534AB7"/>
+                <w:sz w:val="16"/>
+                <w:szCs w:val="16"/>
+              </w:rPr>
+              <w:t xml:space="preserve">AIMS串接</w:t>
+            </w:r>
+          </w:p>
+        </w:tc>
+      </w:tr>
+      <w:tr>
+        <w:tc>
+          <w:tcPr>
+            <w:tcW w:type="dxa" w:w="500"/>
+            <w:tcBorders>
+              <w:top w:val="single" w:color="DDDDDD" w:sz="1"/>
+              <w:left w:val="single" w:color="DDDDDD" w:sz="1"/>
+              <w:bottom w:val="single" w:color="DDDDDD" w:sz="1"/>
+              <w:right w:val="single" w:color="DDDDDD" w:sz="1"/>
+            </w:tcBorders>
+            <w:shd w:fill="FFFFFF" w:val="clear"/>
+            <w:tcMar>
+              <w:top w:type="dxa" w:w="80"/>
+              <w:left w:type="dxa" w:w="120"/>
+              <w:bottom w:type="dxa" w:w="80"/>
+              <w:right w:type="dxa" w:w="120"/>
+            </w:tcMar>
+            <w:vAlign w:val="center"/>
+          </w:tcPr>
+          <w:p>
+            <w:pPr>
+              <w:jc w:val="center"/>
+            </w:pPr>
+            <w:r>
+              <w:rPr>
+                <w:rFonts w:ascii="Arial" w:cs="Arial" w:eastAsia="Arial" w:hAnsi="Arial"/>
+                <w:b/>
+                <w:bCs/>
+                <w:color w:val="5F5E5A"/>
+                <w:sz w:val="16"/>
+                <w:szCs w:val="16"/>
+              </w:rPr>
+              <w:t xml:space="preserve">B4</w:t>
+            </w:r>
+          </w:p>
+        </w:tc>
+        <w:tc>
+          <w:tcPr>
+            <w:tcW w:type="dxa" w:w="2800"/>
+            <w:tcBorders>
+              <w:top w:val="single" w:color="DDDDDD" w:sz="1"/>
+              <w:left w:val="single" w:color="DDDDDD" w:sz="1"/>
+              <w:bottom w:val="single" w:color="DDDDDD" w:sz="1"/>
+              <w:right w:val="single" w:color="DDDDDD" w:sz="1"/>
+            </w:tcBorders>
+            <w:shd w:fill="FFFFFF" w:val="clear"/>
+            <w:tcMar>
+              <w:top w:type="dxa" w:w="80"/>
+              <w:left w:type="dxa" w:w="120"/>
+              <w:bottom w:type="dxa" w:w="80"/>
+              <w:right w:type="dxa" w:w="120"/>
+            </w:tcMar>
+            <w:vAlign w:val="center"/>
+          </w:tcPr>
+          <w:p>
+            <w:pPr>
+              <w:jc w:val="left"/>
+            </w:pPr>
+            <w:r>
+              <w:rPr>
+                <w:rFonts w:ascii="Arial" w:cs="Arial" w:eastAsia="Arial" w:hAnsi="Arial"/>
+                <w:b/>
+                <w:bCs/>
+                <w:color w:val="333333"/>
+                <w:sz w:val="17"/>
+                <w:szCs w:val="17"/>
+              </w:rPr>
+              <w:t xml:space="preserve">AIMS 口碑監測串接</w:t>
+            </w:r>
+          </w:p>
+        </w:tc>
+        <w:tc>
+          <w:tcPr>
+            <w:tcW w:type="dxa" w:w="4400"/>
+            <w:tcBorders>
+              <w:top w:val="single" w:color="DDDDDD" w:sz="1"/>
+              <w:left w:val="single" w:color="DDDDDD" w:sz="1"/>
+              <w:bottom w:val="single" w:color="DDDDDD" w:sz="1"/>
+              <w:right w:val="single" w:color="DDDDDD" w:sz="1"/>
+            </w:tcBorders>
+            <w:shd w:fill="FFFFFF" w:val="clear"/>
+            <w:tcMar>
+              <w:top w:type="dxa" w:w="80"/>
+              <w:left w:type="dxa" w:w="120"/>
+              <w:bottom w:type="dxa" w:w="80"/>
+              <w:right w:type="dxa" w:w="120"/>
+            </w:tcMar>
+          </w:tcPr>
+          <w:p>
+            <w:pPr>
+              <w:spacing w:after="60"/>
+            </w:pPr>
+            <w:r>
+              <w:rPr>
+                <w:rFonts w:ascii="Arial" w:cs="Arial" w:eastAsia="Arial" w:hAnsi="Arial"/>
+                <w:sz w:val="16"/>
+                <w:szCs w:val="16"/>
+              </w:rPr>
+              <w:t xml:space="preserve">• 新聞/PTT/Dcard由AIMS爬蟲提供</w:t>
+            </w:r>
+          </w:p>
+          <w:p>
+            <w:pPr>
+              <w:spacing w:after="60"/>
+            </w:pPr>
+            <w:r>
+              <w:rPr>
+                <w:rFonts w:ascii="Arial" w:cs="Arial" w:eastAsia="Arial" w:hAnsi="Arial"/>
+                <w:sz w:val="16"/>
+                <w:szCs w:val="16"/>
+              </w:rPr>
+              <w:t xml:space="preserve">• 整合至診所第5、6維度</w:t>
+            </w:r>
+          </w:p>
+          <w:p>
+            <w:pPr>
+              <w:spacing w:after="60"/>
+            </w:pPr>
+            <w:r>
+              <w:rPr>
+                <w:rFonts w:ascii="Arial" w:cs="Arial" w:eastAsia="Arial" w:hAnsi="Arial"/>
+                <w:sz w:val="16"/>
+                <w:szCs w:val="16"/>
+              </w:rPr>
+              <w:t xml:space="preserve">• 整合至醫師第4、5維度</w:t>
+            </w:r>
+          </w:p>
+        </w:tc>
+        <w:tc>
+          <w:tcPr>
+            <w:tcW w:type="dxa" w:w="1200"/>
+            <w:tcBorders>
+              <w:top w:val="single" w:color="DDDDDD" w:sz="1"/>
+              <w:left w:val="single" w:color="DDDDDD" w:sz="1"/>
+              <w:bottom w:val="single" w:color="DDDDDD" w:sz="1"/>
+              <w:right w:val="single" w:color="DDDDDD" w:sz="1"/>
+            </w:tcBorders>
+            <w:shd w:fill="EEEDFE" w:val="clear"/>
+            <w:tcMar>
+              <w:top w:type="dxa" w:w="80"/>
+              <w:left w:type="dxa" w:w="80"/>
+              <w:bottom w:type="dxa" w:w="80"/>
+              <w:right w:type="dxa" w:w="80"/>
+            </w:tcMar>
+            <w:vAlign w:val="center"/>
+          </w:tcPr>
+          <w:p>
+            <w:pPr>
+              <w:jc w:val="center"/>
+            </w:pPr>
+            <w:r>
+              <w:rPr>
+                <w:rFonts w:ascii="Arial" w:cs="Arial" w:eastAsia="Arial" w:hAnsi="Arial"/>
+                <w:b/>
+                <w:bCs/>
+                <w:color w:val="534AB7"/>
+                <w:sz w:val="16"/>
+                <w:szCs w:val="16"/>
+              </w:rPr>
+              <w:t xml:space="preserve">AIMS串接</w:t>
+            </w:r>
+          </w:p>
+        </w:tc>
+      </w:tr>
+      <w:tr>
+        <w:tc>
+          <w:tcPr>
+            <w:tcW w:type="dxa" w:w="500"/>
+            <w:tcBorders>
+              <w:top w:val="single" w:color="DDDDDD" w:sz="1"/>
+              <w:left w:val="single" w:color="DDDDDD" w:sz="1"/>
+              <w:bottom w:val="single" w:color="DDDDDD" w:sz="1"/>
+              <w:right w:val="single" w:color="DDDDDD" w:sz="1"/>
+            </w:tcBorders>
+            <w:shd w:fill="FFFFFF" w:val="clear"/>
+            <w:tcMar>
+              <w:top w:type="dxa" w:w="80"/>
+              <w:left w:type="dxa" w:w="120"/>
+              <w:bottom w:type="dxa" w:w="80"/>
+              <w:right w:type="dxa" w:w="120"/>
+            </w:tcMar>
+            <w:vAlign w:val="center"/>
+          </w:tcPr>
+          <w:p>
+            <w:pPr>
+              <w:jc w:val="center"/>
+            </w:pPr>
+            <w:r>
+              <w:rPr>
+                <w:rFonts w:ascii="Arial" w:cs="Arial" w:eastAsia="Arial" w:hAnsi="Arial"/>
+                <w:b/>
+                <w:bCs/>
+                <w:color w:val="5F5E5A"/>
+                <w:sz w:val="16"/>
+                <w:szCs w:val="16"/>
+              </w:rPr>
+              <w:t xml:space="preserve">B5</w:t>
+            </w:r>
+          </w:p>
+        </w:tc>
+        <w:tc>
+          <w:tcPr>
+            <w:tcW w:type="dxa" w:w="2800"/>
+            <w:tcBorders>
+              <w:top w:val="single" w:color="DDDDDD" w:sz="1"/>
+              <w:left w:val="single" w:color="DDDDDD" w:sz="1"/>
+              <w:bottom w:val="single" w:color="DDDDDD" w:sz="1"/>
+              <w:right w:val="single" w:color="DDDDDD" w:sz="1"/>
+            </w:tcBorders>
+            <w:shd w:fill="FFFFFF" w:val="clear"/>
+            <w:tcMar>
+              <w:top w:type="dxa" w:w="80"/>
+              <w:left w:type="dxa" w:w="120"/>
+              <w:bottom w:type="dxa" w:w="80"/>
+              <w:right w:type="dxa" w:w="120"/>
+            </w:tcMar>
+            <w:vAlign w:val="center"/>
+          </w:tcPr>
+          <w:p>
+            <w:pPr>
+              <w:jc w:val="left"/>
+            </w:pPr>
+            <w:r>
+              <w:rPr>
+                <w:rFonts w:ascii="Arial" w:cs="Arial" w:eastAsia="Arial" w:hAnsi="Arial"/>
+                <w:b/>
+                <w:bCs/>
+                <w:color w:val="333333"/>
+                <w:sz w:val="17"/>
+                <w:szCs w:val="17"/>
+              </w:rPr>
+              <w:t xml:space="preserve">Admin後台接真實DB</w:t>
+            </w:r>
+          </w:p>
+        </w:tc>
+        <w:tc>
+          <w:tcPr>
+            <w:tcW w:type="dxa" w:w="4400"/>
+            <w:tcBorders>
+              <w:top w:val="single" w:color="DDDDDD" w:sz="1"/>
+              <w:left w:val="single" w:color="DDDDDD" w:sz="1"/>
+              <w:bottom w:val="single" w:color="DDDDDD" w:sz="1"/>
+              <w:right w:val="single" w:color="DDDDDD" w:sz="1"/>
+            </w:tcBorders>
+            <w:shd w:fill="FFFFFF" w:val="clear"/>
+            <w:tcMar>
+              <w:top w:type="dxa" w:w="80"/>
+              <w:left w:type="dxa" w:w="120"/>
+              <w:bottom w:type="dxa" w:w="80"/>
+              <w:right w:type="dxa" w:w="120"/>
+            </w:tcMar>
+          </w:tcPr>
+          <w:p>
+            <w:pPr>
+              <w:spacing w:after="60"/>
+            </w:pPr>
+            <w:r>
+              <w:rPr>
+                <w:rFonts w:ascii="Arial" w:cs="Arial" w:eastAsia="Arial" w:hAnsi="Arial"/>
+                <w:sz w:val="16"/>
+                <w:szCs w:val="16"/>
+              </w:rPr>
+              <w:t xml:space="preserve">• #4客戶列表串接AIMS</w:t>
+            </w:r>
+          </w:p>
+          <w:p>
+            <w:pPr>
+              <w:spacing w:after="60"/>
+            </w:pPr>
+            <w:r>
+              <w:rPr>
+                <w:rFonts w:ascii="Arial" w:cs="Arial" w:eastAsia="Arial" w:hAnsi="Arial"/>
+                <w:sz w:val="16"/>
+                <w:szCs w:val="16"/>
+              </w:rPr>
+              <w:t xml:space="preserve">• #6合作診所開通/停用接真實DB</w:t>
+            </w:r>
+          </w:p>
+          <w:p>
+            <w:pPr>
+              <w:spacing w:after="60"/>
+            </w:pPr>
+            <w:r>
+              <w:rPr>
+                <w:rFonts w:ascii="Arial" w:cs="Arial" w:eastAsia="Arial" w:hAnsi="Arial"/>
+                <w:sz w:val="16"/>
+                <w:szCs w:val="16"/>
+              </w:rPr>
+              <w:t xml:space="preserve">• #8數據分析串接GA4</w:t>
+            </w:r>
+          </w:p>
+          <w:p>
+            <w:pPr>
+              <w:spacing w:after="60"/>
+            </w:pPr>
+            <w:r>
+              <w:rPr>
+                <w:rFonts w:ascii="Arial" w:cs="Arial" w:eastAsia="Arial" w:hAnsi="Arial"/>
+                <w:sz w:val="16"/>
+                <w:szCs w:val="16"/>
+              </w:rPr>
+              <w:t xml:space="preserve">• 其餘模組從mock改為真實資料</w:t>
             </w:r>
           </w:p>
         </w:tc>

--- a/docs/360醫療AI_Admin後台進度控管.docx
+++ b/docs/360醫療AI_Admin後台進度控管.docx
@@ -14411,6 +14411,699 @@
                 <w:szCs w:val="16"/>
               </w:rPr>
               <w:t xml:space="preserve">• 其餘模組從mock改為真實資料</w:t>
+            </w:r>
+          </w:p>
+        </w:tc>
+        <w:tc>
+          <w:tcPr>
+            <w:tcW w:type="dxa" w:w="1200"/>
+            <w:tcBorders>
+              <w:top w:val="single" w:color="DDDDDD" w:sz="1"/>
+              <w:left w:val="single" w:color="DDDDDD" w:sz="1"/>
+              <w:bottom w:val="single" w:color="DDDDDD" w:sz="1"/>
+              <w:right w:val="single" w:color="DDDDDD" w:sz="1"/>
+            </w:tcBorders>
+            <w:shd w:fill="F1EFE8" w:val="clear"/>
+            <w:tcMar>
+              <w:top w:type="dxa" w:w="80"/>
+              <w:left w:type="dxa" w:w="80"/>
+              <w:bottom w:type="dxa" w:w="80"/>
+              <w:right w:type="dxa" w:w="80"/>
+            </w:tcMar>
+            <w:vAlign w:val="center"/>
+          </w:tcPr>
+          <w:p>
+            <w:pPr>
+              <w:jc w:val="center"/>
+            </w:pPr>
+            <w:r>
+              <w:rPr>
+                <w:rFonts w:ascii="Arial" w:cs="Arial" w:eastAsia="Arial" w:hAnsi="Arial"/>
+                <w:b/>
+                <w:bCs/>
+                <w:color w:val="5F5E5A"/>
+                <w:sz w:val="16"/>
+                <w:szCs w:val="16"/>
+              </w:rPr>
+              <w:t xml:space="preserve">待做</w:t>
+            </w:r>
+          </w:p>
+        </w:tc>
+      </w:tr>
+    </w:tbl>
+    <w:p>
+      <w:pPr>
+        <w:spacing w:after="160"/>
+      </w:pPr>
+      <w:r>
+        <w:t xml:space="preserve"/>
+      </w:r>
+    </w:p>
+    <w:p>
+      <w:pPr>
+        <w:pStyle w:val="Heading2"/>
+      </w:pPr>
+      <w:r>
+        <w:rPr>
+          <w:rFonts w:ascii="Arial" w:cs="Arial" w:eastAsia="Arial" w:hAnsi="Arial"/>
+          <w:b/>
+          <w:bCs/>
+          <w:color w:val="1D3461"/>
+          <w:sz w:val="24"/>
+          <w:szCs w:val="24"/>
+        </w:rPr>
+        <w:t xml:space="preserve">Phase 3 商業變現作業項目</w:t>
+      </w:r>
+    </w:p>
+    <w:tbl>
+      <w:tblPr>
+        <w:tblW w:type="dxa" w:w="8900"/>
+        <w:tblBorders>
+          <w:top w:val="single" w:color="auto" w:sz="4"/>
+          <w:left w:val="single" w:color="auto" w:sz="4"/>
+          <w:bottom w:val="single" w:color="auto" w:sz="4"/>
+          <w:right w:val="single" w:color="auto" w:sz="4"/>
+          <w:insideH w:val="single" w:color="auto" w:sz="4"/>
+          <w:insideV w:val="single" w:color="auto" w:sz="4"/>
+        </w:tblBorders>
+      </w:tblPr>
+      <w:tblGrid>
+        <w:gridCol w:w="500"/>
+        <w:gridCol w:w="2800"/>
+        <w:gridCol w:w="4400"/>
+        <w:gridCol w:w="1200"/>
+      </w:tblGrid>
+      <w:tr>
+        <w:trPr>
+          <w:tblHeader/>
+        </w:trPr>
+        <w:tc>
+          <w:tcPr>
+            <w:tcW w:type="dxa" w:w="500"/>
+            <w:tcBorders>
+              <w:top w:val="single" w:color="DDDDDD" w:sz="1"/>
+              <w:left w:val="single" w:color="DDDDDD" w:sz="1"/>
+              <w:bottom w:val="single" w:color="DDDDDD" w:sz="1"/>
+              <w:right w:val="single" w:color="DDDDDD" w:sz="1"/>
+            </w:tcBorders>
+            <w:shd w:fill="1D3461" w:val="clear"/>
+            <w:tcMar>
+              <w:top w:type="dxa" w:w="100"/>
+              <w:left w:type="dxa" w:w="100"/>
+              <w:bottom w:type="dxa" w:w="100"/>
+              <w:right w:type="dxa" w:w="100"/>
+            </w:tcMar>
+            <w:vAlign w:val="center"/>
+          </w:tcPr>
+          <w:p>
+            <w:pPr>
+              <w:jc w:val="center"/>
+            </w:pPr>
+            <w:r>
+              <w:rPr>
+                <w:rFonts w:ascii="Arial" w:cs="Arial" w:eastAsia="Arial" w:hAnsi="Arial"/>
+                <w:b/>
+                <w:bCs/>
+                <w:color w:val="FFFFFF"/>
+                <w:sz w:val="17"/>
+                <w:szCs w:val="17"/>
+              </w:rPr>
+              <w:t xml:space="preserve">#</w:t>
+            </w:r>
+          </w:p>
+        </w:tc>
+        <w:tc>
+          <w:tcPr>
+            <w:tcW w:type="dxa" w:w="2800"/>
+            <w:tcBorders>
+              <w:top w:val="single" w:color="DDDDDD" w:sz="1"/>
+              <w:left w:val="single" w:color="DDDDDD" w:sz="1"/>
+              <w:bottom w:val="single" w:color="DDDDDD" w:sz="1"/>
+              <w:right w:val="single" w:color="DDDDDD" w:sz="1"/>
+            </w:tcBorders>
+            <w:shd w:fill="1D3461" w:val="clear"/>
+            <w:tcMar>
+              <w:top w:type="dxa" w:w="100"/>
+              <w:left w:type="dxa" w:w="100"/>
+              <w:bottom w:type="dxa" w:w="100"/>
+              <w:right w:type="dxa" w:w="100"/>
+            </w:tcMar>
+            <w:vAlign w:val="center"/>
+          </w:tcPr>
+          <w:p>
+            <w:pPr>
+              <w:jc w:val="center"/>
+            </w:pPr>
+            <w:r>
+              <w:rPr>
+                <w:rFonts w:ascii="Arial" w:cs="Arial" w:eastAsia="Arial" w:hAnsi="Arial"/>
+                <w:b/>
+                <w:bCs/>
+                <w:color w:val="FFFFFF"/>
+                <w:sz w:val="17"/>
+                <w:szCs w:val="17"/>
+              </w:rPr>
+              <w:t xml:space="preserve">項目名稱</w:t>
+            </w:r>
+          </w:p>
+        </w:tc>
+        <w:tc>
+          <w:tcPr>
+            <w:tcW w:type="dxa" w:w="4400"/>
+            <w:tcBorders>
+              <w:top w:val="single" w:color="DDDDDD" w:sz="1"/>
+              <w:left w:val="single" w:color="DDDDDD" w:sz="1"/>
+              <w:bottom w:val="single" w:color="DDDDDD" w:sz="1"/>
+              <w:right w:val="single" w:color="DDDDDD" w:sz="1"/>
+            </w:tcBorders>
+            <w:shd w:fill="1D3461" w:val="clear"/>
+            <w:tcMar>
+              <w:top w:type="dxa" w:w="100"/>
+              <w:left w:type="dxa" w:w="100"/>
+              <w:bottom w:type="dxa" w:w="100"/>
+              <w:right w:type="dxa" w:w="100"/>
+            </w:tcMar>
+            <w:vAlign w:val="center"/>
+          </w:tcPr>
+          <w:p>
+            <w:pPr>
+              <w:jc w:val="center"/>
+            </w:pPr>
+            <w:r>
+              <w:rPr>
+                <w:rFonts w:ascii="Arial" w:cs="Arial" w:eastAsia="Arial" w:hAnsi="Arial"/>
+                <w:b/>
+                <w:bCs/>
+                <w:color w:val="FFFFFF"/>
+                <w:sz w:val="17"/>
+                <w:szCs w:val="17"/>
+              </w:rPr>
+              <w:t xml:space="preserve">子任務</w:t>
+            </w:r>
+          </w:p>
+        </w:tc>
+        <w:tc>
+          <w:tcPr>
+            <w:tcW w:type="dxa" w:w="1200"/>
+            <w:tcBorders>
+              <w:top w:val="single" w:color="DDDDDD" w:sz="1"/>
+              <w:left w:val="single" w:color="DDDDDD" w:sz="1"/>
+              <w:bottom w:val="single" w:color="DDDDDD" w:sz="1"/>
+              <w:right w:val="single" w:color="DDDDDD" w:sz="1"/>
+            </w:tcBorders>
+            <w:shd w:fill="1D3461" w:val="clear"/>
+            <w:tcMar>
+              <w:top w:type="dxa" w:w="100"/>
+              <w:left w:type="dxa" w:w="100"/>
+              <w:bottom w:type="dxa" w:w="100"/>
+              <w:right w:type="dxa" w:w="100"/>
+            </w:tcMar>
+            <w:vAlign w:val="center"/>
+          </w:tcPr>
+          <w:p>
+            <w:pPr>
+              <w:jc w:val="center"/>
+            </w:pPr>
+            <w:r>
+              <w:rPr>
+                <w:rFonts w:ascii="Arial" w:cs="Arial" w:eastAsia="Arial" w:hAnsi="Arial"/>
+                <w:b/>
+                <w:bCs/>
+                <w:color w:val="FFFFFF"/>
+                <w:sz w:val="17"/>
+                <w:szCs w:val="17"/>
+              </w:rPr>
+              <w:t xml:space="preserve">狀態</w:t>
+            </w:r>
+          </w:p>
+        </w:tc>
+      </w:tr>
+      <w:tr>
+        <w:tc>
+          <w:tcPr>
+            <w:tcW w:type="dxa" w:w="500"/>
+            <w:tcBorders>
+              <w:top w:val="single" w:color="DDDDDD" w:sz="1"/>
+              <w:left w:val="single" w:color="DDDDDD" w:sz="1"/>
+              <w:bottom w:val="single" w:color="DDDDDD" w:sz="1"/>
+              <w:right w:val="single" w:color="DDDDDD" w:sz="1"/>
+            </w:tcBorders>
+            <w:shd w:fill="FFFFFF" w:val="clear"/>
+            <w:tcMar>
+              <w:top w:type="dxa" w:w="80"/>
+              <w:left w:type="dxa" w:w="120"/>
+              <w:bottom w:type="dxa" w:w="80"/>
+              <w:right w:type="dxa" w:w="120"/>
+            </w:tcMar>
+            <w:vAlign w:val="center"/>
+          </w:tcPr>
+          <w:p>
+            <w:pPr>
+              <w:jc w:val="center"/>
+            </w:pPr>
+            <w:r>
+              <w:rPr>
+                <w:rFonts w:ascii="Arial" w:cs="Arial" w:eastAsia="Arial" w:hAnsi="Arial"/>
+                <w:b/>
+                <w:bCs/>
+                <w:color w:val="5F5E5A"/>
+                <w:sz w:val="16"/>
+                <w:szCs w:val="16"/>
+              </w:rPr>
+              <w:t xml:space="preserve">P3-1</w:t>
+            </w:r>
+          </w:p>
+        </w:tc>
+        <w:tc>
+          <w:tcPr>
+            <w:tcW w:type="dxa" w:w="2800"/>
+            <w:tcBorders>
+              <w:top w:val="single" w:color="DDDDDD" w:sz="1"/>
+              <w:left w:val="single" w:color="DDDDDD" w:sz="1"/>
+              <w:bottom w:val="single" w:color="DDDDDD" w:sz="1"/>
+              <w:right w:val="single" w:color="DDDDDD" w:sz="1"/>
+            </w:tcBorders>
+            <w:shd w:fill="FFFFFF" w:val="clear"/>
+            <w:tcMar>
+              <w:top w:type="dxa" w:w="80"/>
+              <w:left w:type="dxa" w:w="120"/>
+              <w:bottom w:type="dxa" w:w="80"/>
+              <w:right w:type="dxa" w:w="120"/>
+            </w:tcMar>
+            <w:vAlign w:val="center"/>
+          </w:tcPr>
+          <w:p>
+            <w:pPr>
+              <w:jc w:val="left"/>
+            </w:pPr>
+            <w:r>
+              <w:rPr>
+                <w:rFonts w:ascii="Arial" w:cs="Arial" w:eastAsia="Arial" w:hAnsi="Arial"/>
+                <w:b/>
+                <w:bCs/>
+                <w:color w:val="333333"/>
+                <w:sz w:val="17"/>
+                <w:szCs w:val="17"/>
+              </w:rPr>
+              <w:t xml:space="preserve">預約系統</w:t>
+            </w:r>
+          </w:p>
+        </w:tc>
+        <w:tc>
+          <w:tcPr>
+            <w:tcW w:type="dxa" w:w="4400"/>
+            <w:tcBorders>
+              <w:top w:val="single" w:color="DDDDDD" w:sz="1"/>
+              <w:left w:val="single" w:color="DDDDDD" w:sz="1"/>
+              <w:bottom w:val="single" w:color="DDDDDD" w:sz="1"/>
+              <w:right w:val="single" w:color="DDDDDD" w:sz="1"/>
+            </w:tcBorders>
+            <w:shd w:fill="FFFFFF" w:val="clear"/>
+            <w:tcMar>
+              <w:top w:type="dxa" w:w="80"/>
+              <w:left w:type="dxa" w:w="120"/>
+              <w:bottom w:type="dxa" w:w="80"/>
+              <w:right w:type="dxa" w:w="120"/>
+            </w:tcMar>
+          </w:tcPr>
+          <w:p>
+            <w:pPr>
+              <w:spacing w:after="60"/>
+            </w:pPr>
+            <w:r>
+              <w:rPr>
+                <w:rFonts w:ascii="Arial" w:cs="Arial" w:eastAsia="Arial" w:hAnsi="Arial"/>
+                <w:sz w:val="16"/>
+                <w:szCs w:val="16"/>
+              </w:rPr>
+              <w:t xml:space="preserve">• 合作診所後台上架療程/優惠</w:t>
+            </w:r>
+          </w:p>
+          <w:p>
+            <w:pPr>
+              <w:spacing w:after="60"/>
+            </w:pPr>
+            <w:r>
+              <w:rPr>
+                <w:rFonts w:ascii="Arial" w:cs="Arial" w:eastAsia="Arial" w:hAnsi="Arial"/>
+                <w:sz w:val="16"/>
+                <w:szCs w:val="16"/>
+              </w:rPr>
+              <w:t xml:space="preserve">• 消費者端線上預約流程</w:t>
+            </w:r>
+          </w:p>
+          <w:p>
+            <w:pPr>
+              <w:spacing w:after="60"/>
+            </w:pPr>
+            <w:r>
+              <w:rPr>
+                <w:rFonts w:ascii="Arial" w:cs="Arial" w:eastAsia="Arial" w:hAnsi="Arial"/>
+                <w:sz w:val="16"/>
+                <w:szCs w:val="16"/>
+              </w:rPr>
+              <w:t xml:space="preserve">• 抽傭機制設計與計算</w:t>
+            </w:r>
+          </w:p>
+          <w:p>
+            <w:pPr>
+              <w:spacing w:after="60"/>
+            </w:pPr>
+            <w:r>
+              <w:rPr>
+                <w:rFonts w:ascii="Arial" w:cs="Arial" w:eastAsia="Arial" w:hAnsi="Arial"/>
+                <w:sz w:val="16"/>
+                <w:szCs w:val="16"/>
+              </w:rPr>
+              <w:t xml:space="preserve">• 金流串接（綠界/藍新）</w:t>
+            </w:r>
+          </w:p>
+        </w:tc>
+        <w:tc>
+          <w:tcPr>
+            <w:tcW w:type="dxa" w:w="1200"/>
+            <w:tcBorders>
+              <w:top w:val="single" w:color="DDDDDD" w:sz="1"/>
+              <w:left w:val="single" w:color="DDDDDD" w:sz="1"/>
+              <w:bottom w:val="single" w:color="DDDDDD" w:sz="1"/>
+              <w:right w:val="single" w:color="DDDDDD" w:sz="1"/>
+            </w:tcBorders>
+            <w:shd w:fill="F1EFE8" w:val="clear"/>
+            <w:tcMar>
+              <w:top w:type="dxa" w:w="80"/>
+              <w:left w:type="dxa" w:w="80"/>
+              <w:bottom w:type="dxa" w:w="80"/>
+              <w:right w:type="dxa" w:w="80"/>
+            </w:tcMar>
+            <w:vAlign w:val="center"/>
+          </w:tcPr>
+          <w:p>
+            <w:pPr>
+              <w:jc w:val="center"/>
+            </w:pPr>
+            <w:r>
+              <w:rPr>
+                <w:rFonts w:ascii="Arial" w:cs="Arial" w:eastAsia="Arial" w:hAnsi="Arial"/>
+                <w:b/>
+                <w:bCs/>
+                <w:color w:val="5F5E5A"/>
+                <w:sz w:val="16"/>
+                <w:szCs w:val="16"/>
+              </w:rPr>
+              <w:t xml:space="preserve">待做</w:t>
+            </w:r>
+          </w:p>
+        </w:tc>
+      </w:tr>
+      <w:tr>
+        <w:tc>
+          <w:tcPr>
+            <w:tcW w:type="dxa" w:w="500"/>
+            <w:tcBorders>
+              <w:top w:val="single" w:color="DDDDDD" w:sz="1"/>
+              <w:left w:val="single" w:color="DDDDDD" w:sz="1"/>
+              <w:bottom w:val="single" w:color="DDDDDD" w:sz="1"/>
+              <w:right w:val="single" w:color="DDDDDD" w:sz="1"/>
+            </w:tcBorders>
+            <w:shd w:fill="FFFFFF" w:val="clear"/>
+            <w:tcMar>
+              <w:top w:type="dxa" w:w="80"/>
+              <w:left w:type="dxa" w:w="120"/>
+              <w:bottom w:type="dxa" w:w="80"/>
+              <w:right w:type="dxa" w:w="120"/>
+            </w:tcMar>
+            <w:vAlign w:val="center"/>
+          </w:tcPr>
+          <w:p>
+            <w:pPr>
+              <w:jc w:val="center"/>
+            </w:pPr>
+            <w:r>
+              <w:rPr>
+                <w:rFonts w:ascii="Arial" w:cs="Arial" w:eastAsia="Arial" w:hAnsi="Arial"/>
+                <w:b/>
+                <w:bCs/>
+                <w:color w:val="5F5E5A"/>
+                <w:sz w:val="16"/>
+                <w:szCs w:val="16"/>
+              </w:rPr>
+              <w:t xml:space="preserve">P3-2</w:t>
+            </w:r>
+          </w:p>
+        </w:tc>
+        <w:tc>
+          <w:tcPr>
+            <w:tcW w:type="dxa" w:w="2800"/>
+            <w:tcBorders>
+              <w:top w:val="single" w:color="DDDDDD" w:sz="1"/>
+              <w:left w:val="single" w:color="DDDDDD" w:sz="1"/>
+              <w:bottom w:val="single" w:color="DDDDDD" w:sz="1"/>
+              <w:right w:val="single" w:color="DDDDDD" w:sz="1"/>
+            </w:tcBorders>
+            <w:shd w:fill="FFFFFF" w:val="clear"/>
+            <w:tcMar>
+              <w:top w:type="dxa" w:w="80"/>
+              <w:left w:type="dxa" w:w="120"/>
+              <w:bottom w:type="dxa" w:w="80"/>
+              <w:right w:type="dxa" w:w="120"/>
+            </w:tcMar>
+            <w:vAlign w:val="center"/>
+          </w:tcPr>
+          <w:p>
+            <w:pPr>
+              <w:jc w:val="left"/>
+            </w:pPr>
+            <w:r>
+              <w:rPr>
+                <w:rFonts w:ascii="Arial" w:cs="Arial" w:eastAsia="Arial" w:hAnsi="Arial"/>
+                <w:b/>
+                <w:bCs/>
+                <w:color w:val="333333"/>
+                <w:sz w:val="17"/>
+                <w:szCs w:val="17"/>
+              </w:rPr>
+              <w:t xml:space="preserve">多醫療產業擴充</w:t>
+            </w:r>
+          </w:p>
+        </w:tc>
+        <w:tc>
+          <w:tcPr>
+            <w:tcW w:type="dxa" w:w="4400"/>
+            <w:tcBorders>
+              <w:top w:val="single" w:color="DDDDDD" w:sz="1"/>
+              <w:left w:val="single" w:color="DDDDDD" w:sz="1"/>
+              <w:bottom w:val="single" w:color="DDDDDD" w:sz="1"/>
+              <w:right w:val="single" w:color="DDDDDD" w:sz="1"/>
+            </w:tcBorders>
+            <w:shd w:fill="FFFFFF" w:val="clear"/>
+            <w:tcMar>
+              <w:top w:type="dxa" w:w="80"/>
+              <w:left w:type="dxa" w:w="120"/>
+              <w:bottom w:type="dxa" w:w="80"/>
+              <w:right w:type="dxa" w:w="120"/>
+            </w:tcMar>
+          </w:tcPr>
+          <w:p>
+            <w:pPr>
+              <w:spacing w:after="60"/>
+            </w:pPr>
+            <w:r>
+              <w:rPr>
+                <w:rFonts w:ascii="Arial" w:cs="Arial" w:eastAsia="Arial" w:hAnsi="Arial"/>
+                <w:sz w:val="16"/>
+                <w:szCs w:val="16"/>
+              </w:rPr>
+              <w:t xml:space="preserve">• 牙醫/眼科/生殖中心評鑑體系設計</w:t>
+            </w:r>
+          </w:p>
+          <w:p>
+            <w:pPr>
+              <w:spacing w:after="60"/>
+            </w:pPr>
+            <w:r>
+              <w:rPr>
+                <w:rFonts w:ascii="Arial" w:cs="Arial" w:eastAsia="Arial" w:hAnsi="Arial"/>
+                <w:sz w:val="16"/>
+                <w:szCs w:val="16"/>
+              </w:rPr>
+              <w:t xml:space="preserve">• 各產業獨立評分規則</w:t>
+            </w:r>
+          </w:p>
+          <w:p>
+            <w:pPr>
+              <w:spacing w:after="60"/>
+            </w:pPr>
+            <w:r>
+              <w:rPr>
+                <w:rFonts w:ascii="Arial" w:cs="Arial" w:eastAsia="Arial" w:hAnsi="Arial"/>
+                <w:sz w:val="16"/>
+                <w:szCs w:val="16"/>
+              </w:rPr>
+              <w:t xml:space="preserve">• 資料爬蟲擴充（各產業健保署資料）</w:t>
+            </w:r>
+          </w:p>
+        </w:tc>
+        <w:tc>
+          <w:tcPr>
+            <w:tcW w:type="dxa" w:w="1200"/>
+            <w:tcBorders>
+              <w:top w:val="single" w:color="DDDDDD" w:sz="1"/>
+              <w:left w:val="single" w:color="DDDDDD" w:sz="1"/>
+              <w:bottom w:val="single" w:color="DDDDDD" w:sz="1"/>
+              <w:right w:val="single" w:color="DDDDDD" w:sz="1"/>
+            </w:tcBorders>
+            <w:shd w:fill="F1EFE8" w:val="clear"/>
+            <w:tcMar>
+              <w:top w:type="dxa" w:w="80"/>
+              <w:left w:type="dxa" w:w="80"/>
+              <w:bottom w:type="dxa" w:w="80"/>
+              <w:right w:type="dxa" w:w="80"/>
+            </w:tcMar>
+            <w:vAlign w:val="center"/>
+          </w:tcPr>
+          <w:p>
+            <w:pPr>
+              <w:jc w:val="center"/>
+            </w:pPr>
+            <w:r>
+              <w:rPr>
+                <w:rFonts w:ascii="Arial" w:cs="Arial" w:eastAsia="Arial" w:hAnsi="Arial"/>
+                <w:b/>
+                <w:bCs/>
+                <w:color w:val="5F5E5A"/>
+                <w:sz w:val="16"/>
+                <w:szCs w:val="16"/>
+              </w:rPr>
+              <w:t xml:space="preserve">待做</w:t>
+            </w:r>
+          </w:p>
+        </w:tc>
+      </w:tr>
+      <w:tr>
+        <w:tc>
+          <w:tcPr>
+            <w:tcW w:type="dxa" w:w="500"/>
+            <w:tcBorders>
+              <w:top w:val="single" w:color="DDDDDD" w:sz="1"/>
+              <w:left w:val="single" w:color="DDDDDD" w:sz="1"/>
+              <w:bottom w:val="single" w:color="DDDDDD" w:sz="1"/>
+              <w:right w:val="single" w:color="DDDDDD" w:sz="1"/>
+            </w:tcBorders>
+            <w:shd w:fill="FFFFFF" w:val="clear"/>
+            <w:tcMar>
+              <w:top w:type="dxa" w:w="80"/>
+              <w:left w:type="dxa" w:w="120"/>
+              <w:bottom w:type="dxa" w:w="80"/>
+              <w:right w:type="dxa" w:w="120"/>
+            </w:tcMar>
+            <w:vAlign w:val="center"/>
+          </w:tcPr>
+          <w:p>
+            <w:pPr>
+              <w:jc w:val="center"/>
+            </w:pPr>
+            <w:r>
+              <w:rPr>
+                <w:rFonts w:ascii="Arial" w:cs="Arial" w:eastAsia="Arial" w:hAnsi="Arial"/>
+                <w:b/>
+                <w:bCs/>
+                <w:color w:val="5F5E5A"/>
+                <w:sz w:val="16"/>
+                <w:szCs w:val="16"/>
+              </w:rPr>
+              <w:t xml:space="preserve">P3-3</w:t>
+            </w:r>
+          </w:p>
+        </w:tc>
+        <w:tc>
+          <w:tcPr>
+            <w:tcW w:type="dxa" w:w="2800"/>
+            <w:tcBorders>
+              <w:top w:val="single" w:color="DDDDDD" w:sz="1"/>
+              <w:left w:val="single" w:color="DDDDDD" w:sz="1"/>
+              <w:bottom w:val="single" w:color="DDDDDD" w:sz="1"/>
+              <w:right w:val="single" w:color="DDDDDD" w:sz="1"/>
+            </w:tcBorders>
+            <w:shd w:fill="FFFFFF" w:val="clear"/>
+            <w:tcMar>
+              <w:top w:type="dxa" w:w="80"/>
+              <w:left w:type="dxa" w:w="120"/>
+              <w:bottom w:type="dxa" w:w="80"/>
+              <w:right w:type="dxa" w:w="120"/>
+            </w:tcMar>
+            <w:vAlign w:val="center"/>
+          </w:tcPr>
+          <w:p>
+            <w:pPr>
+              <w:jc w:val="left"/>
+            </w:pPr>
+            <w:r>
+              <w:rPr>
+                <w:rFonts w:ascii="Arial" w:cs="Arial" w:eastAsia="Arial" w:hAnsi="Arial"/>
+                <w:b/>
+                <w:bCs/>
+                <w:color w:val="333333"/>
+                <w:sz w:val="17"/>
+                <w:szCs w:val="17"/>
+              </w:rPr>
+              <w:t xml:space="preserve">付費解鎖/訂閱制</w:t>
+            </w:r>
+          </w:p>
+        </w:tc>
+        <w:tc>
+          <w:tcPr>
+            <w:tcW w:type="dxa" w:w="4400"/>
+            <w:tcBorders>
+              <w:top w:val="single" w:color="DDDDDD" w:sz="1"/>
+              <w:left w:val="single" w:color="DDDDDD" w:sz="1"/>
+              <w:bottom w:val="single" w:color="DDDDDD" w:sz="1"/>
+              <w:right w:val="single" w:color="DDDDDD" w:sz="1"/>
+            </w:tcBorders>
+            <w:shd w:fill="FFFFFF" w:val="clear"/>
+            <w:tcMar>
+              <w:top w:type="dxa" w:w="80"/>
+              <w:left w:type="dxa" w:w="120"/>
+              <w:bottom w:type="dxa" w:w="80"/>
+              <w:right w:type="dxa" w:w="120"/>
+            </w:tcMar>
+          </w:tcPr>
+          <w:p>
+            <w:pPr>
+              <w:spacing w:after="60"/>
+            </w:pPr>
+            <w:r>
+              <w:rPr>
+                <w:rFonts w:ascii="Arial" w:cs="Arial" w:eastAsia="Arial" w:hAnsi="Arial"/>
+                <w:sz w:val="16"/>
+                <w:szCs w:val="16"/>
+              </w:rPr>
+              <w:t xml:space="preserve">• 消費者付費解鎖完整報告</w:t>
+            </w:r>
+          </w:p>
+          <w:p>
+            <w:pPr>
+              <w:spacing w:after="60"/>
+            </w:pPr>
+            <w:r>
+              <w:rPr>
+                <w:rFonts w:ascii="Arial" w:cs="Arial" w:eastAsia="Arial" w:hAnsi="Arial"/>
+                <w:sz w:val="16"/>
+                <w:szCs w:val="16"/>
+              </w:rPr>
+              <w:t xml:space="preserve">• 診所訂閱曝光方案設計</w:t>
+            </w:r>
+          </w:p>
+          <w:p>
+            <w:pPr>
+              <w:spacing w:after="60"/>
+            </w:pPr>
+            <w:r>
+              <w:rPr>
+                <w:rFonts w:ascii="Arial" w:cs="Arial" w:eastAsia="Arial" w:hAnsi="Arial"/>
+                <w:sz w:val="16"/>
+                <w:szCs w:val="16"/>
+              </w:rPr>
+              <w:t xml:space="preserve">• 金流串接（綠界/藍新）</w:t>
             </w:r>
           </w:p>
         </w:tc>

--- a/docs/360醫療AI_Admin後台進度控管.docx
+++ b/docs/360醫療AI_Admin後台進度控管.docx
@@ -14411,6 +14411,170 @@
                 <w:szCs w:val="16"/>
               </w:rPr>
               <w:t xml:space="preserve">• 其餘模組從mock改為真實資料</w:t>
+            </w:r>
+          </w:p>
+        </w:tc>
+        <w:tc>
+          <w:tcPr>
+            <w:tcW w:type="dxa" w:w="1200"/>
+            <w:tcBorders>
+              <w:top w:val="single" w:color="DDDDDD" w:sz="1"/>
+              <w:left w:val="single" w:color="DDDDDD" w:sz="1"/>
+              <w:bottom w:val="single" w:color="DDDDDD" w:sz="1"/>
+              <w:right w:val="single" w:color="DDDDDD" w:sz="1"/>
+            </w:tcBorders>
+            <w:shd w:fill="F1EFE8" w:val="clear"/>
+            <w:tcMar>
+              <w:top w:type="dxa" w:w="80"/>
+              <w:left w:type="dxa" w:w="80"/>
+              <w:bottom w:type="dxa" w:w="80"/>
+              <w:right w:type="dxa" w:w="80"/>
+            </w:tcMar>
+            <w:vAlign w:val="center"/>
+          </w:tcPr>
+          <w:p>
+            <w:pPr>
+              <w:jc w:val="center"/>
+            </w:pPr>
+            <w:r>
+              <w:rPr>
+                <w:rFonts w:ascii="Arial" w:cs="Arial" w:eastAsia="Arial" w:hAnsi="Arial"/>
+                <w:b/>
+                <w:bCs/>
+                <w:color w:val="5F5E5A"/>
+                <w:sz w:val="16"/>
+                <w:szCs w:val="16"/>
+              </w:rPr>
+              <w:t xml:space="preserve">待做</w:t>
+            </w:r>
+          </w:p>
+        </w:tc>
+      </w:tr>
+      <w:tr>
+        <w:tc>
+          <w:tcPr>
+            <w:tcW w:type="dxa" w:w="500"/>
+            <w:tcBorders>
+              <w:top w:val="single" w:color="DDDDDD" w:sz="1"/>
+              <w:left w:val="single" w:color="DDDDDD" w:sz="1"/>
+              <w:bottom w:val="single" w:color="DDDDDD" w:sz="1"/>
+              <w:right w:val="single" w:color="DDDDDD" w:sz="1"/>
+            </w:tcBorders>
+            <w:shd w:fill="FFFFFF" w:val="clear"/>
+            <w:tcMar>
+              <w:top w:type="dxa" w:w="80"/>
+              <w:left w:type="dxa" w:w="120"/>
+              <w:bottom w:type="dxa" w:w="80"/>
+              <w:right w:type="dxa" w:w="120"/>
+            </w:tcMar>
+            <w:vAlign w:val="center"/>
+          </w:tcPr>
+          <w:p>
+            <w:pPr>
+              <w:jc w:val="center"/>
+            </w:pPr>
+            <w:r>
+              <w:rPr>
+                <w:rFonts w:ascii="Arial" w:cs="Arial" w:eastAsia="Arial" w:hAnsi="Arial"/>
+                <w:b/>
+                <w:bCs/>
+                <w:color w:val="5F5E5A"/>
+                <w:sz w:val="16"/>
+                <w:szCs w:val="16"/>
+              </w:rPr>
+              <w:t xml:space="preserve">B6</w:t>
+            </w:r>
+          </w:p>
+        </w:tc>
+        <w:tc>
+          <w:tcPr>
+            <w:tcW w:type="dxa" w:w="2800"/>
+            <w:tcBorders>
+              <w:top w:val="single" w:color="DDDDDD" w:sz="1"/>
+              <w:left w:val="single" w:color="DDDDDD" w:sz="1"/>
+              <w:bottom w:val="single" w:color="DDDDDD" w:sz="1"/>
+              <w:right w:val="single" w:color="DDDDDD" w:sz="1"/>
+            </w:tcBorders>
+            <w:shd w:fill="FFFFFF" w:val="clear"/>
+            <w:tcMar>
+              <w:top w:type="dxa" w:w="80"/>
+              <w:left w:type="dxa" w:w="120"/>
+              <w:bottom w:type="dxa" w:w="80"/>
+              <w:right w:type="dxa" w:w="120"/>
+            </w:tcMar>
+            <w:vAlign w:val="center"/>
+          </w:tcPr>
+          <w:p>
+            <w:pPr>
+              <w:jc w:val="left"/>
+            </w:pPr>
+            <w:r>
+              <w:rPr>
+                <w:rFonts w:ascii="Arial" w:cs="Arial" w:eastAsia="Arial" w:hAnsi="Arial"/>
+                <w:b/>
+                <w:bCs/>
+                <w:color w:val="333333"/>
+                <w:sz w:val="17"/>
+                <w:szCs w:val="17"/>
+              </w:rPr>
+              <w:t xml:space="preserve">Google Places 真實評論抓取</w:t>
+            </w:r>
+          </w:p>
+        </w:tc>
+        <w:tc>
+          <w:tcPr>
+            <w:tcW w:type="dxa" w:w="4400"/>
+            <w:tcBorders>
+              <w:top w:val="single" w:color="DDDDDD" w:sz="1"/>
+              <w:left w:val="single" w:color="DDDDDD" w:sz="1"/>
+              <w:bottom w:val="single" w:color="DDDDDD" w:sz="1"/>
+              <w:right w:val="single" w:color="DDDDDD" w:sz="1"/>
+            </w:tcBorders>
+            <w:shd w:fill="FFFFFF" w:val="clear"/>
+            <w:tcMar>
+              <w:top w:type="dxa" w:w="80"/>
+              <w:left w:type="dxa" w:w="120"/>
+              <w:bottom w:type="dxa" w:w="80"/>
+              <w:right w:type="dxa" w:w="120"/>
+            </w:tcMar>
+          </w:tcPr>
+          <w:p>
+            <w:pPr>
+              <w:spacing w:after="60"/>
+            </w:pPr>
+            <w:r>
+              <w:rPr>
+                <w:rFonts w:ascii="Arial" w:cs="Arial" w:eastAsia="Arial" w:hAnsi="Arial"/>
+                <w:sz w:val="16"/>
+                <w:szCs w:val="16"/>
+              </w:rPr>
+              <w:t xml:space="preserve">• Places API抓取每家診所前5則評論</w:t>
+            </w:r>
+          </w:p>
+          <w:p>
+            <w:pPr>
+              <w:spacing w:after="60"/>
+            </w:pPr>
+            <w:r>
+              <w:rPr>
+                <w:rFonts w:ascii="Arial" w:cs="Arial" w:eastAsia="Arial" w:hAnsi="Arial"/>
+                <w:sz w:val="16"/>
+                <w:szCs w:val="16"/>
+              </w:rPr>
+              <w:t xml:space="preserve">• 評論資料存進PostgreSQL DB</w:t>
+            </w:r>
+          </w:p>
+          <w:p>
+            <w:pPr>
+              <w:spacing w:after="60"/>
+            </w:pPr>
+            <w:r>
+              <w:rPr>
+                <w:rFonts w:ascii="Arial" w:cs="Arial" w:eastAsia="Arial" w:hAnsi="Arial"/>
+                <w:sz w:val="16"/>
+                <w:szCs w:val="16"/>
+              </w:rPr>
+              <w:t xml:space="preserve">• 診所詳細頁展示真實評論（取代假資料）</w:t>
             </w:r>
           </w:p>
         </w:tc>

--- a/docs/360醫療AI_Admin後台進度控管.docx
+++ b/docs/360醫療AI_Admin後台進度控管.docx
@@ -13377,6 +13377,699 @@
                 <w:szCs w:val="16"/>
               </w:rPr>
               <w:t xml:space="preserve">待做</w:t>
+            </w:r>
+          </w:p>
+        </w:tc>
+        <w:tc>
+          <w:tcPr>
+            <w:tcW w:type="dxa" w:w="1200"/>
+            <w:tcBorders>
+              <w:top w:val="single" w:color="DDDDDD" w:sz="1"/>
+              <w:left w:val="single" w:color="DDDDDD" w:sz="1"/>
+              <w:bottom w:val="single" w:color="DDDDDD" w:sz="1"/>
+              <w:right w:val="single" w:color="DDDDDD" w:sz="1"/>
+            </w:tcBorders>
+            <w:shd w:fill="F1EFE8" w:val="clear"/>
+            <w:tcMar>
+              <w:top w:type="dxa" w:w="80"/>
+              <w:left w:type="dxa" w:w="80"/>
+              <w:bottom w:type="dxa" w:w="80"/>
+              <w:right w:type="dxa" w:w="80"/>
+            </w:tcMar>
+            <w:vAlign w:val="center"/>
+          </w:tcPr>
+          <w:p>
+            <w:pPr>
+              <w:jc w:val="center"/>
+            </w:pPr>
+            <w:r>
+              <w:rPr>
+                <w:rFonts w:ascii="Arial" w:cs="Arial" w:eastAsia="Arial" w:hAnsi="Arial"/>
+                <w:b/>
+                <w:bCs/>
+                <w:color w:val="5F5E5A"/>
+                <w:sz w:val="16"/>
+                <w:szCs w:val="16"/>
+              </w:rPr>
+              <w:t xml:space="preserve">待做</w:t>
+            </w:r>
+          </w:p>
+        </w:tc>
+      </w:tr>
+    </w:tbl>
+    <w:p>
+      <w:pPr>
+        <w:spacing w:after="160"/>
+      </w:pPr>
+      <w:r>
+        <w:t xml:space="preserve"/>
+      </w:r>
+    </w:p>
+    <w:p>
+      <w:pPr>
+        <w:pStyle w:val="Heading2"/>
+      </w:pPr>
+      <w:r>
+        <w:rPr>
+          <w:rFonts w:ascii="Arial" w:cs="Arial" w:eastAsia="Arial" w:hAnsi="Arial"/>
+          <w:b/>
+          <w:bCs/>
+          <w:color w:val="1D3461"/>
+          <w:sz w:val="24"/>
+          <w:szCs w:val="24"/>
+        </w:rPr>
+        <w:t xml:space="preserve">Phase 1 待完成項目</w:t>
+      </w:r>
+    </w:p>
+    <w:tbl>
+      <w:tblPr>
+        <w:tblW w:type="dxa" w:w="8900"/>
+        <w:tblBorders>
+          <w:top w:val="single" w:color="auto" w:sz="4"/>
+          <w:left w:val="single" w:color="auto" w:sz="4"/>
+          <w:bottom w:val="single" w:color="auto" w:sz="4"/>
+          <w:right w:val="single" w:color="auto" w:sz="4"/>
+          <w:insideH w:val="single" w:color="auto" w:sz="4"/>
+          <w:insideV w:val="single" w:color="auto" w:sz="4"/>
+        </w:tblBorders>
+      </w:tblPr>
+      <w:tblGrid>
+        <w:gridCol w:w="500"/>
+        <w:gridCol w:w="2800"/>
+        <w:gridCol w:w="4400"/>
+        <w:gridCol w:w="1200"/>
+      </w:tblGrid>
+      <w:tr>
+        <w:trPr>
+          <w:tblHeader/>
+        </w:trPr>
+        <w:tc>
+          <w:tcPr>
+            <w:tcW w:type="dxa" w:w="500"/>
+            <w:tcBorders>
+              <w:top w:val="single" w:color="DDDDDD" w:sz="1"/>
+              <w:left w:val="single" w:color="DDDDDD" w:sz="1"/>
+              <w:bottom w:val="single" w:color="DDDDDD" w:sz="1"/>
+              <w:right w:val="single" w:color="DDDDDD" w:sz="1"/>
+            </w:tcBorders>
+            <w:shd w:fill="1D3461" w:val="clear"/>
+            <w:tcMar>
+              <w:top w:type="dxa" w:w="100"/>
+              <w:left w:type="dxa" w:w="100"/>
+              <w:bottom w:type="dxa" w:w="100"/>
+              <w:right w:type="dxa" w:w="100"/>
+            </w:tcMar>
+            <w:vAlign w:val="center"/>
+          </w:tcPr>
+          <w:p>
+            <w:pPr>
+              <w:jc w:val="center"/>
+            </w:pPr>
+            <w:r>
+              <w:rPr>
+                <w:rFonts w:ascii="Arial" w:cs="Arial" w:eastAsia="Arial" w:hAnsi="Arial"/>
+                <w:b/>
+                <w:bCs/>
+                <w:color w:val="FFFFFF"/>
+                <w:sz w:val="17"/>
+                <w:szCs w:val="17"/>
+              </w:rPr>
+              <w:t xml:space="preserve">#</w:t>
+            </w:r>
+          </w:p>
+        </w:tc>
+        <w:tc>
+          <w:tcPr>
+            <w:tcW w:type="dxa" w:w="2800"/>
+            <w:tcBorders>
+              <w:top w:val="single" w:color="DDDDDD" w:sz="1"/>
+              <w:left w:val="single" w:color="DDDDDD" w:sz="1"/>
+              <w:bottom w:val="single" w:color="DDDDDD" w:sz="1"/>
+              <w:right w:val="single" w:color="DDDDDD" w:sz="1"/>
+            </w:tcBorders>
+            <w:shd w:fill="1D3461" w:val="clear"/>
+            <w:tcMar>
+              <w:top w:type="dxa" w:w="100"/>
+              <w:left w:type="dxa" w:w="100"/>
+              <w:bottom w:type="dxa" w:w="100"/>
+              <w:right w:type="dxa" w:w="100"/>
+            </w:tcMar>
+            <w:vAlign w:val="center"/>
+          </w:tcPr>
+          <w:p>
+            <w:pPr>
+              <w:jc w:val="center"/>
+            </w:pPr>
+            <w:r>
+              <w:rPr>
+                <w:rFonts w:ascii="Arial" w:cs="Arial" w:eastAsia="Arial" w:hAnsi="Arial"/>
+                <w:b/>
+                <w:bCs/>
+                <w:color w:val="FFFFFF"/>
+                <w:sz w:val="17"/>
+                <w:szCs w:val="17"/>
+              </w:rPr>
+              <w:t xml:space="preserve">項目名稱</w:t>
+            </w:r>
+          </w:p>
+        </w:tc>
+        <w:tc>
+          <w:tcPr>
+            <w:tcW w:type="dxa" w:w="4400"/>
+            <w:tcBorders>
+              <w:top w:val="single" w:color="DDDDDD" w:sz="1"/>
+              <w:left w:val="single" w:color="DDDDDD" w:sz="1"/>
+              <w:bottom w:val="single" w:color="DDDDDD" w:sz="1"/>
+              <w:right w:val="single" w:color="DDDDDD" w:sz="1"/>
+            </w:tcBorders>
+            <w:shd w:fill="1D3461" w:val="clear"/>
+            <w:tcMar>
+              <w:top w:type="dxa" w:w="100"/>
+              <w:left w:type="dxa" w:w="100"/>
+              <w:bottom w:type="dxa" w:w="100"/>
+              <w:right w:type="dxa" w:w="100"/>
+            </w:tcMar>
+            <w:vAlign w:val="center"/>
+          </w:tcPr>
+          <w:p>
+            <w:pPr>
+              <w:jc w:val="center"/>
+            </w:pPr>
+            <w:r>
+              <w:rPr>
+                <w:rFonts w:ascii="Arial" w:cs="Arial" w:eastAsia="Arial" w:hAnsi="Arial"/>
+                <w:b/>
+                <w:bCs/>
+                <w:color w:val="FFFFFF"/>
+                <w:sz w:val="17"/>
+                <w:szCs w:val="17"/>
+              </w:rPr>
+              <w:t xml:space="preserve">子任務</w:t>
+            </w:r>
+          </w:p>
+        </w:tc>
+        <w:tc>
+          <w:tcPr>
+            <w:tcW w:type="dxa" w:w="1200"/>
+            <w:tcBorders>
+              <w:top w:val="single" w:color="DDDDDD" w:sz="1"/>
+              <w:left w:val="single" w:color="DDDDDD" w:sz="1"/>
+              <w:bottom w:val="single" w:color="DDDDDD" w:sz="1"/>
+              <w:right w:val="single" w:color="DDDDDD" w:sz="1"/>
+            </w:tcBorders>
+            <w:shd w:fill="1D3461" w:val="clear"/>
+            <w:tcMar>
+              <w:top w:type="dxa" w:w="100"/>
+              <w:left w:type="dxa" w:w="100"/>
+              <w:bottom w:type="dxa" w:w="100"/>
+              <w:right w:type="dxa" w:w="100"/>
+            </w:tcMar>
+            <w:vAlign w:val="center"/>
+          </w:tcPr>
+          <w:p>
+            <w:pPr>
+              <w:jc w:val="center"/>
+            </w:pPr>
+            <w:r>
+              <w:rPr>
+                <w:rFonts w:ascii="Arial" w:cs="Arial" w:eastAsia="Arial" w:hAnsi="Arial"/>
+                <w:b/>
+                <w:bCs/>
+                <w:color w:val="FFFFFF"/>
+                <w:sz w:val="17"/>
+                <w:szCs w:val="17"/>
+              </w:rPr>
+              <w:t xml:space="preserve">狀態</w:t>
+            </w:r>
+          </w:p>
+        </w:tc>
+      </w:tr>
+      <w:tr>
+        <w:tc>
+          <w:tcPr>
+            <w:tcW w:type="dxa" w:w="500"/>
+            <w:tcBorders>
+              <w:top w:val="single" w:color="DDDDDD" w:sz="1"/>
+              <w:left w:val="single" w:color="DDDDDD" w:sz="1"/>
+              <w:bottom w:val="single" w:color="DDDDDD" w:sz="1"/>
+              <w:right w:val="single" w:color="DDDDDD" w:sz="1"/>
+            </w:tcBorders>
+            <w:shd w:fill="FFFFFF" w:val="clear"/>
+            <w:tcMar>
+              <w:top w:type="dxa" w:w="80"/>
+              <w:left w:type="dxa" w:w="120"/>
+              <w:bottom w:type="dxa" w:w="80"/>
+              <w:right w:type="dxa" w:w="120"/>
+            </w:tcMar>
+            <w:vAlign w:val="center"/>
+          </w:tcPr>
+          <w:p>
+            <w:pPr>
+              <w:jc w:val="center"/>
+            </w:pPr>
+            <w:r>
+              <w:rPr>
+                <w:rFonts w:ascii="Arial" w:cs="Arial" w:eastAsia="Arial" w:hAnsi="Arial"/>
+                <w:b/>
+                <w:bCs/>
+                <w:color w:val="5F5E5A"/>
+                <w:sz w:val="16"/>
+                <w:szCs w:val="16"/>
+              </w:rPr>
+              <w:t xml:space="preserve">P1-1</w:t>
+            </w:r>
+          </w:p>
+        </w:tc>
+        <w:tc>
+          <w:tcPr>
+            <w:tcW w:type="dxa" w:w="2800"/>
+            <w:tcBorders>
+              <w:top w:val="single" w:color="DDDDDD" w:sz="1"/>
+              <w:left w:val="single" w:color="DDDDDD" w:sz="1"/>
+              <w:bottom w:val="single" w:color="DDDDDD" w:sz="1"/>
+              <w:right w:val="single" w:color="DDDDDD" w:sz="1"/>
+            </w:tcBorders>
+            <w:shd w:fill="FFFFFF" w:val="clear"/>
+            <w:tcMar>
+              <w:top w:type="dxa" w:w="80"/>
+              <w:left w:type="dxa" w:w="120"/>
+              <w:bottom w:type="dxa" w:w="80"/>
+              <w:right w:type="dxa" w:w="120"/>
+            </w:tcMar>
+            <w:vAlign w:val="center"/>
+          </w:tcPr>
+          <w:p>
+            <w:pPr>
+              <w:jc w:val="left"/>
+            </w:pPr>
+            <w:r>
+              <w:rPr>
+                <w:rFonts w:ascii="Arial" w:cs="Arial" w:eastAsia="Arial" w:hAnsi="Arial"/>
+                <w:b/>
+                <w:bCs/>
+                <w:color w:val="333333"/>
+                <w:sz w:val="17"/>
+                <w:szCs w:val="17"/>
+              </w:rPr>
+              <w:t xml:space="preserve">衛福部行政處分爬蟲（診所第4維度）</w:t>
+            </w:r>
+          </w:p>
+        </w:tc>
+        <w:tc>
+          <w:tcPr>
+            <w:tcW w:type="dxa" w:w="4400"/>
+            <w:tcBorders>
+              <w:top w:val="single" w:color="DDDDDD" w:sz="1"/>
+              <w:left w:val="single" w:color="DDDDDD" w:sz="1"/>
+              <w:bottom w:val="single" w:color="DDDDDD" w:sz="1"/>
+              <w:right w:val="single" w:color="DDDDDD" w:sz="1"/>
+            </w:tcBorders>
+            <w:shd w:fill="FFFFFF" w:val="clear"/>
+            <w:tcMar>
+              <w:top w:type="dxa" w:w="80"/>
+              <w:left w:type="dxa" w:w="120"/>
+              <w:bottom w:type="dxa" w:w="80"/>
+              <w:right w:type="dxa" w:w="120"/>
+            </w:tcMar>
+          </w:tcPr>
+          <w:p>
+            <w:pPr>
+              <w:spacing w:after="60"/>
+            </w:pPr>
+            <w:r>
+              <w:rPr>
+                <w:rFonts w:ascii="Arial" w:cs="Arial" w:eastAsia="Arial" w:hAnsi="Arial"/>
+                <w:sz w:val="16"/>
+                <w:szCs w:val="16"/>
+              </w:rPr>
+              <w:t xml:space="preserve">• 爬取 ma.mohw.gov.tw 行政裁處資料庫</w:t>
+            </w:r>
+          </w:p>
+          <w:p>
+            <w:pPr>
+              <w:spacing w:after="60"/>
+            </w:pPr>
+            <w:r>
+              <w:rPr>
+                <w:rFonts w:ascii="Arial" w:cs="Arial" w:eastAsia="Arial" w:hAnsi="Arial"/>
+                <w:sz w:val="16"/>
+                <w:szCs w:val="16"/>
+              </w:rPr>
+              <w:t xml:space="preserve">• 比對904家診所建立裁處記錄</w:t>
+            </w:r>
+          </w:p>
+          <w:p>
+            <w:pPr>
+              <w:spacing w:after="60"/>
+            </w:pPr>
+            <w:r>
+              <w:rPr>
+                <w:rFonts w:ascii="Arial" w:cs="Arial" w:eastAsia="Arial" w:hAnsi="Arial"/>
+                <w:sz w:val="16"/>
+                <w:szCs w:val="16"/>
+              </w:rPr>
+              <w:t xml:space="preserve">• 整合至clinics_real.json第4維度</w:t>
+            </w:r>
+          </w:p>
+          <w:p>
+            <w:pPr>
+              <w:spacing w:after="60"/>
+            </w:pPr>
+            <w:r>
+              <w:rPr>
+                <w:rFonts w:ascii="Arial" w:cs="Arial" w:eastAsia="Arial" w:hAnsi="Arial"/>
+                <w:sz w:val="16"/>
+                <w:szCs w:val="16"/>
+              </w:rPr>
+              <w:t xml:space="preserve">• 診所詳細頁顯示行政處分記錄+來源連結</w:t>
+            </w:r>
+          </w:p>
+        </w:tc>
+        <w:tc>
+          <w:tcPr>
+            <w:tcW w:type="dxa" w:w="1200"/>
+            <w:tcBorders>
+              <w:top w:val="single" w:color="DDDDDD" w:sz="1"/>
+              <w:left w:val="single" w:color="DDDDDD" w:sz="1"/>
+              <w:bottom w:val="single" w:color="DDDDDD" w:sz="1"/>
+              <w:right w:val="single" w:color="DDDDDD" w:sz="1"/>
+            </w:tcBorders>
+            <w:shd w:fill="F1EFE8" w:val="clear"/>
+            <w:tcMar>
+              <w:top w:type="dxa" w:w="80"/>
+              <w:left w:type="dxa" w:w="80"/>
+              <w:bottom w:type="dxa" w:w="80"/>
+              <w:right w:type="dxa" w:w="80"/>
+            </w:tcMar>
+            <w:vAlign w:val="center"/>
+          </w:tcPr>
+          <w:p>
+            <w:pPr>
+              <w:jc w:val="center"/>
+            </w:pPr>
+            <w:r>
+              <w:rPr>
+                <w:rFonts w:ascii="Arial" w:cs="Arial" w:eastAsia="Arial" w:hAnsi="Arial"/>
+                <w:b/>
+                <w:bCs/>
+                <w:color w:val="5F5E5A"/>
+                <w:sz w:val="16"/>
+                <w:szCs w:val="16"/>
+              </w:rPr>
+              <w:t xml:space="preserve">待做</w:t>
+            </w:r>
+          </w:p>
+        </w:tc>
+      </w:tr>
+      <w:tr>
+        <w:tc>
+          <w:tcPr>
+            <w:tcW w:type="dxa" w:w="500"/>
+            <w:tcBorders>
+              <w:top w:val="single" w:color="DDDDDD" w:sz="1"/>
+              <w:left w:val="single" w:color="DDDDDD" w:sz="1"/>
+              <w:bottom w:val="single" w:color="DDDDDD" w:sz="1"/>
+              <w:right w:val="single" w:color="DDDDDD" w:sz="1"/>
+            </w:tcBorders>
+            <w:shd w:fill="FFFFFF" w:val="clear"/>
+            <w:tcMar>
+              <w:top w:type="dxa" w:w="80"/>
+              <w:left w:type="dxa" w:w="120"/>
+              <w:bottom w:type="dxa" w:w="80"/>
+              <w:right w:type="dxa" w:w="120"/>
+            </w:tcMar>
+            <w:vAlign w:val="center"/>
+          </w:tcPr>
+          <w:p>
+            <w:pPr>
+              <w:jc w:val="center"/>
+            </w:pPr>
+            <w:r>
+              <w:rPr>
+                <w:rFonts w:ascii="Arial" w:cs="Arial" w:eastAsia="Arial" w:hAnsi="Arial"/>
+                <w:b/>
+                <w:bCs/>
+                <w:color w:val="5F5E5A"/>
+                <w:sz w:val="16"/>
+                <w:szCs w:val="16"/>
+              </w:rPr>
+              <w:t xml:space="preserve">P1-2</w:t>
+            </w:r>
+          </w:p>
+        </w:tc>
+        <w:tc>
+          <w:tcPr>
+            <w:tcW w:type="dxa" w:w="2800"/>
+            <w:tcBorders>
+              <w:top w:val="single" w:color="DDDDDD" w:sz="1"/>
+              <w:left w:val="single" w:color="DDDDDD" w:sz="1"/>
+              <w:bottom w:val="single" w:color="DDDDDD" w:sz="1"/>
+              <w:right w:val="single" w:color="DDDDDD" w:sz="1"/>
+            </w:tcBorders>
+            <w:shd w:fill="FFFFFF" w:val="clear"/>
+            <w:tcMar>
+              <w:top w:type="dxa" w:w="80"/>
+              <w:left w:type="dxa" w:w="120"/>
+              <w:bottom w:type="dxa" w:w="80"/>
+              <w:right w:type="dxa" w:w="120"/>
+            </w:tcMar>
+            <w:vAlign w:val="center"/>
+          </w:tcPr>
+          <w:p>
+            <w:pPr>
+              <w:jc w:val="left"/>
+            </w:pPr>
+            <w:r>
+              <w:rPr>
+                <w:rFonts w:ascii="Arial" w:cs="Arial" w:eastAsia="Arial" w:hAnsi="Arial"/>
+                <w:b/>
+                <w:bCs/>
+                <w:color w:val="333333"/>
+                <w:sz w:val="17"/>
+                <w:szCs w:val="17"/>
+              </w:rPr>
+              <w:t xml:space="preserve">診所↔醫師對應</w:t>
+            </w:r>
+          </w:p>
+        </w:tc>
+        <w:tc>
+          <w:tcPr>
+            <w:tcW w:type="dxa" w:w="4400"/>
+            <w:tcBorders>
+              <w:top w:val="single" w:color="DDDDDD" w:sz="1"/>
+              <w:left w:val="single" w:color="DDDDDD" w:sz="1"/>
+              <w:bottom w:val="single" w:color="DDDDDD" w:sz="1"/>
+              <w:right w:val="single" w:color="DDDDDD" w:sz="1"/>
+            </w:tcBorders>
+            <w:shd w:fill="FFFFFF" w:val="clear"/>
+            <w:tcMar>
+              <w:top w:type="dxa" w:w="80"/>
+              <w:left w:type="dxa" w:w="120"/>
+              <w:bottom w:type="dxa" w:w="80"/>
+              <w:right w:type="dxa" w:w="120"/>
+            </w:tcMar>
+          </w:tcPr>
+          <w:p>
+            <w:pPr>
+              <w:spacing w:after="60"/>
+            </w:pPr>
+            <w:r>
+              <w:rPr>
+                <w:rFonts w:ascii="Arial" w:cs="Arial" w:eastAsia="Arial" w:hAnsi="Arial"/>
+                <w:sz w:val="16"/>
+                <w:szCs w:val="16"/>
+              </w:rPr>
+              <w:t xml:space="preserve">• 從健保署資料建立診所-醫師關聯表</w:t>
+            </w:r>
+          </w:p>
+          <w:p>
+            <w:pPr>
+              <w:spacing w:after="60"/>
+            </w:pPr>
+            <w:r>
+              <w:rPr>
+                <w:rFonts w:ascii="Arial" w:cs="Arial" w:eastAsia="Arial" w:hAnsi="Arial"/>
+                <w:sz w:val="16"/>
+                <w:szCs w:val="16"/>
+              </w:rPr>
+              <w:t xml:space="preserve">• 醫師頁面顯示所屬診所</w:t>
+            </w:r>
+          </w:p>
+          <w:p>
+            <w:pPr>
+              <w:spacing w:after="60"/>
+            </w:pPr>
+            <w:r>
+              <w:rPr>
+                <w:rFonts w:ascii="Arial" w:cs="Arial" w:eastAsia="Arial" w:hAnsi="Arial"/>
+                <w:sz w:val="16"/>
+                <w:szCs w:val="16"/>
+              </w:rPr>
+              <w:t xml:space="preserve">• 診所頁面顯示執業醫師列表</w:t>
+            </w:r>
+          </w:p>
+        </w:tc>
+        <w:tc>
+          <w:tcPr>
+            <w:tcW w:type="dxa" w:w="1200"/>
+            <w:tcBorders>
+              <w:top w:val="single" w:color="DDDDDD" w:sz="1"/>
+              <w:left w:val="single" w:color="DDDDDD" w:sz="1"/>
+              <w:bottom w:val="single" w:color="DDDDDD" w:sz="1"/>
+              <w:right w:val="single" w:color="DDDDDD" w:sz="1"/>
+            </w:tcBorders>
+            <w:shd w:fill="F1EFE8" w:val="clear"/>
+            <w:tcMar>
+              <w:top w:type="dxa" w:w="80"/>
+              <w:left w:type="dxa" w:w="80"/>
+              <w:bottom w:type="dxa" w:w="80"/>
+              <w:right w:type="dxa" w:w="80"/>
+            </w:tcMar>
+            <w:vAlign w:val="center"/>
+          </w:tcPr>
+          <w:p>
+            <w:pPr>
+              <w:jc w:val="center"/>
+            </w:pPr>
+            <w:r>
+              <w:rPr>
+                <w:rFonts w:ascii="Arial" w:cs="Arial" w:eastAsia="Arial" w:hAnsi="Arial"/>
+                <w:b/>
+                <w:bCs/>
+                <w:color w:val="5F5E5A"/>
+                <w:sz w:val="16"/>
+                <w:szCs w:val="16"/>
+              </w:rPr>
+              <w:t xml:space="preserve">待做</w:t>
+            </w:r>
+          </w:p>
+        </w:tc>
+      </w:tr>
+      <w:tr>
+        <w:tc>
+          <w:tcPr>
+            <w:tcW w:type="dxa" w:w="500"/>
+            <w:tcBorders>
+              <w:top w:val="single" w:color="DDDDDD" w:sz="1"/>
+              <w:left w:val="single" w:color="DDDDDD" w:sz="1"/>
+              <w:bottom w:val="single" w:color="DDDDDD" w:sz="1"/>
+              <w:right w:val="single" w:color="DDDDDD" w:sz="1"/>
+            </w:tcBorders>
+            <w:shd w:fill="FFFFFF" w:val="clear"/>
+            <w:tcMar>
+              <w:top w:type="dxa" w:w="80"/>
+              <w:left w:type="dxa" w:w="120"/>
+              <w:bottom w:type="dxa" w:w="80"/>
+              <w:right w:type="dxa" w:w="120"/>
+            </w:tcMar>
+            <w:vAlign w:val="center"/>
+          </w:tcPr>
+          <w:p>
+            <w:pPr>
+              <w:jc w:val="center"/>
+            </w:pPr>
+            <w:r>
+              <w:rPr>
+                <w:rFonts w:ascii="Arial" w:cs="Arial" w:eastAsia="Arial" w:hAnsi="Arial"/>
+                <w:b/>
+                <w:bCs/>
+                <w:color w:val="5F5E5A"/>
+                <w:sz w:val="16"/>
+                <w:szCs w:val="16"/>
+              </w:rPr>
+              <w:t xml:space="preserve">P1-3</w:t>
+            </w:r>
+          </w:p>
+        </w:tc>
+        <w:tc>
+          <w:tcPr>
+            <w:tcW w:type="dxa" w:w="2800"/>
+            <w:tcBorders>
+              <w:top w:val="single" w:color="DDDDDD" w:sz="1"/>
+              <w:left w:val="single" w:color="DDDDDD" w:sz="1"/>
+              <w:bottom w:val="single" w:color="DDDDDD" w:sz="1"/>
+              <w:right w:val="single" w:color="DDDDDD" w:sz="1"/>
+            </w:tcBorders>
+            <w:shd w:fill="FFFFFF" w:val="clear"/>
+            <w:tcMar>
+              <w:top w:type="dxa" w:w="80"/>
+              <w:left w:type="dxa" w:w="120"/>
+              <w:bottom w:type="dxa" w:w="80"/>
+              <w:right w:type="dxa" w:w="120"/>
+            </w:tcMar>
+            <w:vAlign w:val="center"/>
+          </w:tcPr>
+          <w:p>
+            <w:pPr>
+              <w:jc w:val="left"/>
+            </w:pPr>
+            <w:r>
+              <w:rPr>
+                <w:rFonts w:ascii="Arial" w:cs="Arial" w:eastAsia="Arial" w:hAnsi="Arial"/>
+                <w:b/>
+                <w:bCs/>
+                <w:color w:val="333333"/>
+                <w:sz w:val="17"/>
+                <w:szCs w:val="17"/>
+              </w:rPr>
+              <w:t xml:space="preserve">正式網域購買+綁定</w:t>
+            </w:r>
+          </w:p>
+        </w:tc>
+        <w:tc>
+          <w:tcPr>
+            <w:tcW w:type="dxa" w:w="4400"/>
+            <w:tcBorders>
+              <w:top w:val="single" w:color="DDDDDD" w:sz="1"/>
+              <w:left w:val="single" w:color="DDDDDD" w:sz="1"/>
+              <w:bottom w:val="single" w:color="DDDDDD" w:sz="1"/>
+              <w:right w:val="single" w:color="DDDDDD" w:sz="1"/>
+            </w:tcBorders>
+            <w:shd w:fill="FFFFFF" w:val="clear"/>
+            <w:tcMar>
+              <w:top w:type="dxa" w:w="80"/>
+              <w:left w:type="dxa" w:w="120"/>
+              <w:bottom w:type="dxa" w:w="80"/>
+              <w:right w:type="dxa" w:w="120"/>
+            </w:tcMar>
+          </w:tcPr>
+          <w:p>
+            <w:pPr>
+              <w:spacing w:after="60"/>
+            </w:pPr>
+            <w:r>
+              <w:rPr>
+                <w:rFonts w:ascii="Arial" w:cs="Arial" w:eastAsia="Arial" w:hAnsi="Arial"/>
+                <w:sz w:val="16"/>
+                <w:szCs w:val="16"/>
+              </w:rPr>
+              <w:t xml:space="preserve">• 購買正式網域</w:t>
+            </w:r>
+          </w:p>
+          <w:p>
+            <w:pPr>
+              <w:spacing w:after="60"/>
+            </w:pPr>
+            <w:r>
+              <w:rPr>
+                <w:rFonts w:ascii="Arial" w:cs="Arial" w:eastAsia="Arial" w:hAnsi="Arial"/>
+                <w:sz w:val="16"/>
+                <w:szCs w:val="16"/>
+              </w:rPr>
+              <w:t xml:space="preserve">• Vercel自訂網域綁定</w:t>
+            </w:r>
+          </w:p>
+          <w:p>
+            <w:pPr>
+              <w:spacing w:after="60"/>
+            </w:pPr>
+            <w:r>
+              <w:rPr>
+                <w:rFonts w:ascii="Arial" w:cs="Arial" w:eastAsia="Arial" w:hAnsi="Arial"/>
+                <w:sz w:val="16"/>
+                <w:szCs w:val="16"/>
+              </w:rPr>
+              <w:t xml:space="preserve">• Google Search Console提交Sitemap</w:t>
             </w:r>
           </w:p>
         </w:tc>

--- a/docs/360醫療AI_Admin後台進度控管.docx
+++ b/docs/360醫療AI_Admin後台進度控管.docx
@@ -672,29 +672,29 @@
               <w:bottom w:val="single" w:color="DDDDDD" w:sz="1"/>
               <w:right w:val="single" w:color="DDDDDD" w:sz="1"/>
             </w:tcBorders>
-            <w:shd w:fill="F1EFE8" w:val="clear"/>
-            <w:tcMar>
-              <w:top w:type="dxa" w:w="80"/>
-              <w:left w:type="dxa" w:w="80"/>
-              <w:bottom w:type="dxa" w:w="80"/>
-              <w:right w:type="dxa" w:w="80"/>
-            </w:tcMar>
-            <w:vAlign w:val="center"/>
-          </w:tcPr>
-          <w:p>
-            <w:pPr>
-              <w:jc w:val="center"/>
-            </w:pPr>
-            <w:r>
-              <w:rPr>
-                <w:rFonts w:ascii="Arial" w:cs="Arial" w:eastAsia="Arial" w:hAnsi="Arial"/>
-                <w:b/>
-                <w:bCs/>
-                <w:color w:val="5F5E5A"/>
-                <w:sz w:val="16"/>
-                <w:szCs w:val="16"/>
-              </w:rPr>
-              <w:t xml:space="preserve">待做</w:t>
+            <w:shd w:fill="FCEBEB" w:val="clear"/>
+            <w:tcMar>
+              <w:top w:type="dxa" w:w="80"/>
+              <w:left w:type="dxa" w:w="80"/>
+              <w:bottom w:type="dxa" w:w="80"/>
+              <w:right w:type="dxa" w:w="80"/>
+            </w:tcMar>
+            <w:vAlign w:val="center"/>
+          </w:tcPr>
+          <w:p>
+            <w:pPr>
+              <w:jc w:val="center"/>
+            </w:pPr>
+            <w:r>
+              <w:rPr>
+                <w:rFonts w:ascii="Arial" w:cs="Arial" w:eastAsia="Arial" w:hAnsi="Arial"/>
+                <w:b/>
+                <w:bCs/>
+                <w:color w:val="A32D2D"/>
+                <w:sz w:val="16"/>
+                <w:szCs w:val="16"/>
+              </w:rPr>
+              <w:t xml:space="preserve">進行中</w:t>
             </w:r>
           </w:p>
         </w:tc>
@@ -873,29 +873,29 @@
               <w:bottom w:val="single" w:color="DDDDDD" w:sz="1"/>
               <w:right w:val="single" w:color="DDDDDD" w:sz="1"/>
             </w:tcBorders>
-            <w:shd w:fill="F1EFE8" w:val="clear"/>
-            <w:tcMar>
-              <w:top w:type="dxa" w:w="80"/>
-              <w:left w:type="dxa" w:w="80"/>
-              <w:bottom w:type="dxa" w:w="80"/>
-              <w:right w:type="dxa" w:w="80"/>
-            </w:tcMar>
-            <w:vAlign w:val="center"/>
-          </w:tcPr>
-          <w:p>
-            <w:pPr>
-              <w:jc w:val="center"/>
-            </w:pPr>
-            <w:r>
-              <w:rPr>
-                <w:rFonts w:ascii="Arial" w:cs="Arial" w:eastAsia="Arial" w:hAnsi="Arial"/>
-                <w:b/>
-                <w:bCs/>
-                <w:color w:val="5F5E5A"/>
-                <w:sz w:val="16"/>
-                <w:szCs w:val="16"/>
-              </w:rPr>
-              <w:t xml:space="preserve">待做</w:t>
+            <w:shd w:fill="FCEBEB" w:val="clear"/>
+            <w:tcMar>
+              <w:top w:type="dxa" w:w="80"/>
+              <w:left w:type="dxa" w:w="80"/>
+              <w:bottom w:type="dxa" w:w="80"/>
+              <w:right w:type="dxa" w:w="80"/>
+            </w:tcMar>
+            <w:vAlign w:val="center"/>
+          </w:tcPr>
+          <w:p>
+            <w:pPr>
+              <w:jc w:val="center"/>
+            </w:pPr>
+            <w:r>
+              <w:rPr>
+                <w:rFonts w:ascii="Arial" w:cs="Arial" w:eastAsia="Arial" w:hAnsi="Arial"/>
+                <w:b/>
+                <w:bCs/>
+                <w:color w:val="A32D2D"/>
+                <w:sz w:val="16"/>
+                <w:szCs w:val="16"/>
+              </w:rPr>
+              <w:t xml:space="preserve">進行中</w:t>
             </w:r>
           </w:p>
         </w:tc>
@@ -1074,29 +1074,29 @@
               <w:bottom w:val="single" w:color="DDDDDD" w:sz="1"/>
               <w:right w:val="single" w:color="DDDDDD" w:sz="1"/>
             </w:tcBorders>
-            <w:shd w:fill="F1EFE8" w:val="clear"/>
-            <w:tcMar>
-              <w:top w:type="dxa" w:w="80"/>
-              <w:left w:type="dxa" w:w="80"/>
-              <w:bottom w:type="dxa" w:w="80"/>
-              <w:right w:type="dxa" w:w="80"/>
-            </w:tcMar>
-            <w:vAlign w:val="center"/>
-          </w:tcPr>
-          <w:p>
-            <w:pPr>
-              <w:jc w:val="center"/>
-            </w:pPr>
-            <w:r>
-              <w:rPr>
-                <w:rFonts w:ascii="Arial" w:cs="Arial" w:eastAsia="Arial" w:hAnsi="Arial"/>
-                <w:b/>
-                <w:bCs/>
-                <w:color w:val="5F5E5A"/>
-                <w:sz w:val="16"/>
-                <w:szCs w:val="16"/>
-              </w:rPr>
-              <w:t xml:space="preserve">待做</w:t>
+            <w:shd w:fill="FCEBEB" w:val="clear"/>
+            <w:tcMar>
+              <w:top w:type="dxa" w:w="80"/>
+              <w:left w:type="dxa" w:w="80"/>
+              <w:bottom w:type="dxa" w:w="80"/>
+              <w:right w:type="dxa" w:w="80"/>
+            </w:tcMar>
+            <w:vAlign w:val="center"/>
+          </w:tcPr>
+          <w:p>
+            <w:pPr>
+              <w:jc w:val="center"/>
+            </w:pPr>
+            <w:r>
+              <w:rPr>
+                <w:rFonts w:ascii="Arial" w:cs="Arial" w:eastAsia="Arial" w:hAnsi="Arial"/>
+                <w:b/>
+                <w:bCs/>
+                <w:color w:val="A32D2D"/>
+                <w:sz w:val="16"/>
+                <w:szCs w:val="16"/>
+              </w:rPr>
+              <w:t xml:space="preserve">進行中</w:t>
             </w:r>
           </w:p>
         </w:tc>
@@ -1476,29 +1476,29 @@
               <w:bottom w:val="single" w:color="DDDDDD" w:sz="1"/>
               <w:right w:val="single" w:color="DDDDDD" w:sz="1"/>
             </w:tcBorders>
-            <w:shd w:fill="F1EFE8" w:val="clear"/>
-            <w:tcMar>
-              <w:top w:type="dxa" w:w="80"/>
-              <w:left w:type="dxa" w:w="80"/>
-              <w:bottom w:type="dxa" w:w="80"/>
-              <w:right w:type="dxa" w:w="80"/>
-            </w:tcMar>
-            <w:vAlign w:val="center"/>
-          </w:tcPr>
-          <w:p>
-            <w:pPr>
-              <w:jc w:val="center"/>
-            </w:pPr>
-            <w:r>
-              <w:rPr>
-                <w:rFonts w:ascii="Arial" w:cs="Arial" w:eastAsia="Arial" w:hAnsi="Arial"/>
-                <w:b/>
-                <w:bCs/>
-                <w:color w:val="5F5E5A"/>
-                <w:sz w:val="16"/>
-                <w:szCs w:val="16"/>
-              </w:rPr>
-              <w:t xml:space="preserve">待做</w:t>
+            <w:shd w:fill="FCEBEB" w:val="clear"/>
+            <w:tcMar>
+              <w:top w:type="dxa" w:w="80"/>
+              <w:left w:type="dxa" w:w="80"/>
+              <w:bottom w:type="dxa" w:w="80"/>
+              <w:right w:type="dxa" w:w="80"/>
+            </w:tcMar>
+            <w:vAlign w:val="center"/>
+          </w:tcPr>
+          <w:p>
+            <w:pPr>
+              <w:jc w:val="center"/>
+            </w:pPr>
+            <w:r>
+              <w:rPr>
+                <w:rFonts w:ascii="Arial" w:cs="Arial" w:eastAsia="Arial" w:hAnsi="Arial"/>
+                <w:b/>
+                <w:bCs/>
+                <w:color w:val="A32D2D"/>
+                <w:sz w:val="16"/>
+                <w:szCs w:val="16"/>
+              </w:rPr>
+              <w:t xml:space="preserve">進行中</w:t>
             </w:r>
           </w:p>
         </w:tc>
@@ -2280,29 +2280,29 @@
               <w:bottom w:val="single" w:color="DDDDDD" w:sz="1"/>
               <w:right w:val="single" w:color="DDDDDD" w:sz="1"/>
             </w:tcBorders>
-            <w:shd w:fill="F1EFE8" w:val="clear"/>
-            <w:tcMar>
-              <w:top w:type="dxa" w:w="80"/>
-              <w:left w:type="dxa" w:w="80"/>
-              <w:bottom w:type="dxa" w:w="80"/>
-              <w:right w:type="dxa" w:w="80"/>
-            </w:tcMar>
-            <w:vAlign w:val="center"/>
-          </w:tcPr>
-          <w:p>
-            <w:pPr>
-              <w:jc w:val="center"/>
-            </w:pPr>
-            <w:r>
-              <w:rPr>
-                <w:rFonts w:ascii="Arial" w:cs="Arial" w:eastAsia="Arial" w:hAnsi="Arial"/>
-                <w:b/>
-                <w:bCs/>
-                <w:color w:val="5F5E5A"/>
-                <w:sz w:val="16"/>
-                <w:szCs w:val="16"/>
-              </w:rPr>
-              <w:t xml:space="preserve">待做</w:t>
+            <w:shd w:fill="E1F5EE" w:val="clear"/>
+            <w:tcMar>
+              <w:top w:type="dxa" w:w="80"/>
+              <w:left w:type="dxa" w:w="80"/>
+              <w:bottom w:type="dxa" w:w="80"/>
+              <w:right w:type="dxa" w:w="80"/>
+            </w:tcMar>
+            <w:vAlign w:val="center"/>
+          </w:tcPr>
+          <w:p>
+            <w:pPr>
+              <w:jc w:val="center"/>
+            </w:pPr>
+            <w:r>
+              <w:rPr>
+                <w:rFonts w:ascii="Arial" w:cs="Arial" w:eastAsia="Arial" w:hAnsi="Arial"/>
+                <w:b/>
+                <w:bCs/>
+                <w:color w:val="0F6E56"/>
+                <w:sz w:val="16"/>
+                <w:szCs w:val="16"/>
+              </w:rPr>
+              <w:t xml:space="preserve">✓ 完成</w:t>
             </w:r>
           </w:p>
         </w:tc>

--- a/docs/360醫療AI_Admin後台進度控管.docx
+++ b/docs/360醫療AI_Admin後台進度控管.docx
@@ -13848,7 +13848,7 @@
                 <w:sz w:val="17"/>
                 <w:szCs w:val="17"/>
               </w:rPr>
-              <w:t xml:space="preserve">診所↔醫師對應</w:t>
+              <w:t xml:space="preserve">診所↔醫師對應（暫緩 → 改列P3-4，改由診所自填）</w:t>
             </w:r>
           </w:p>
         </w:tc>
@@ -13918,29 +13918,29 @@
               <w:bottom w:val="single" w:color="DDDDDD" w:sz="1"/>
               <w:right w:val="single" w:color="DDDDDD" w:sz="1"/>
             </w:tcBorders>
-            <w:shd w:fill="F1EFE8" w:val="clear"/>
-            <w:tcMar>
-              <w:top w:type="dxa" w:w="80"/>
-              <w:left w:type="dxa" w:w="80"/>
-              <w:bottom w:type="dxa" w:w="80"/>
-              <w:right w:type="dxa" w:w="80"/>
-            </w:tcMar>
-            <w:vAlign w:val="center"/>
-          </w:tcPr>
-          <w:p>
-            <w:pPr>
-              <w:jc w:val="center"/>
-            </w:pPr>
-            <w:r>
-              <w:rPr>
-                <w:rFonts w:ascii="Arial" w:cs="Arial" w:eastAsia="Arial" w:hAnsi="Arial"/>
-                <w:b/>
-                <w:bCs/>
-                <w:color w:val="5F5E5A"/>
-                <w:sz w:val="16"/>
-                <w:szCs w:val="16"/>
-              </w:rPr>
-              <w:t xml:space="preserve">待做</w:t>
+            <w:shd w:fill="FAEEDA" w:val="clear"/>
+            <w:tcMar>
+              <w:top w:type="dxa" w:w="80"/>
+              <w:left w:type="dxa" w:w="80"/>
+              <w:bottom w:type="dxa" w:w="80"/>
+              <w:right w:type="dxa" w:w="80"/>
+            </w:tcMar>
+            <w:vAlign w:val="center"/>
+          </w:tcPr>
+          <w:p>
+            <w:pPr>
+              <w:jc w:val="center"/>
+            </w:pPr>
+            <w:r>
+              <w:rPr>
+                <w:rFonts w:ascii="Arial" w:cs="Arial" w:eastAsia="Arial" w:hAnsi="Arial"/>
+                <w:b/>
+                <w:bCs/>
+                <w:color w:val="854F0B"/>
+                <w:sz w:val="16"/>
+                <w:szCs w:val="16"/>
+              </w:rPr>
+              <w:t xml:space="preserve">暫緩→P3</w:t>
             </w:r>
           </w:p>
         </w:tc>
@@ -15961,6 +15961,170 @@
                 <w:szCs w:val="16"/>
               </w:rPr>
               <w:t xml:space="preserve">• 金流串接（綠界/藍新）</w:t>
+            </w:r>
+          </w:p>
+        </w:tc>
+        <w:tc>
+          <w:tcPr>
+            <w:tcW w:type="dxa" w:w="1200"/>
+            <w:tcBorders>
+              <w:top w:val="single" w:color="DDDDDD" w:sz="1"/>
+              <w:left w:val="single" w:color="DDDDDD" w:sz="1"/>
+              <w:bottom w:val="single" w:color="DDDDDD" w:sz="1"/>
+              <w:right w:val="single" w:color="DDDDDD" w:sz="1"/>
+            </w:tcBorders>
+            <w:shd w:fill="F1EFE8" w:val="clear"/>
+            <w:tcMar>
+              <w:top w:type="dxa" w:w="80"/>
+              <w:left w:type="dxa" w:w="80"/>
+              <w:bottom w:type="dxa" w:w="80"/>
+              <w:right w:type="dxa" w:w="80"/>
+            </w:tcMar>
+            <w:vAlign w:val="center"/>
+          </w:tcPr>
+          <w:p>
+            <w:pPr>
+              <w:jc w:val="center"/>
+            </w:pPr>
+            <w:r>
+              <w:rPr>
+                <w:rFonts w:ascii="Arial" w:cs="Arial" w:eastAsia="Arial" w:hAnsi="Arial"/>
+                <w:b/>
+                <w:bCs/>
+                <w:color w:val="5F5E5A"/>
+                <w:sz w:val="16"/>
+                <w:szCs w:val="16"/>
+              </w:rPr>
+              <w:t xml:space="preserve">待做</w:t>
+            </w:r>
+          </w:p>
+        </w:tc>
+      </w:tr>
+      <w:tr>
+        <w:tc>
+          <w:tcPr>
+            <w:tcW w:type="dxa" w:w="500"/>
+            <w:tcBorders>
+              <w:top w:val="single" w:color="DDDDDD" w:sz="1"/>
+              <w:left w:val="single" w:color="DDDDDD" w:sz="1"/>
+              <w:bottom w:val="single" w:color="DDDDDD" w:sz="1"/>
+              <w:right w:val="single" w:color="DDDDDD" w:sz="1"/>
+            </w:tcBorders>
+            <w:shd w:fill="FFFFFF" w:val="clear"/>
+            <w:tcMar>
+              <w:top w:type="dxa" w:w="80"/>
+              <w:left w:type="dxa" w:w="120"/>
+              <w:bottom w:type="dxa" w:w="80"/>
+              <w:right w:type="dxa" w:w="120"/>
+            </w:tcMar>
+            <w:vAlign w:val="center"/>
+          </w:tcPr>
+          <w:p>
+            <w:pPr>
+              <w:jc w:val="center"/>
+            </w:pPr>
+            <w:r>
+              <w:rPr>
+                <w:rFonts w:ascii="Arial" w:cs="Arial" w:eastAsia="Arial" w:hAnsi="Arial"/>
+                <w:b/>
+                <w:bCs/>
+                <w:color w:val="5F5E5A"/>
+                <w:sz w:val="16"/>
+                <w:szCs w:val="16"/>
+              </w:rPr>
+              <w:t xml:space="preserve">P3-4</w:t>
+            </w:r>
+          </w:p>
+        </w:tc>
+        <w:tc>
+          <w:tcPr>
+            <w:tcW w:type="dxa" w:w="2800"/>
+            <w:tcBorders>
+              <w:top w:val="single" w:color="DDDDDD" w:sz="1"/>
+              <w:left w:val="single" w:color="DDDDDD" w:sz="1"/>
+              <w:bottom w:val="single" w:color="DDDDDD" w:sz="1"/>
+              <w:right w:val="single" w:color="DDDDDD" w:sz="1"/>
+            </w:tcBorders>
+            <w:shd w:fill="FFFFFF" w:val="clear"/>
+            <w:tcMar>
+              <w:top w:type="dxa" w:w="80"/>
+              <w:left w:type="dxa" w:w="120"/>
+              <w:bottom w:type="dxa" w:w="80"/>
+              <w:right w:type="dxa" w:w="120"/>
+            </w:tcMar>
+            <w:vAlign w:val="center"/>
+          </w:tcPr>
+          <w:p>
+            <w:pPr>
+              <w:jc w:val="left"/>
+            </w:pPr>
+            <w:r>
+              <w:rPr>
+                <w:rFonts w:ascii="Arial" w:cs="Arial" w:eastAsia="Arial" w:hAnsi="Arial"/>
+                <w:b/>
+                <w:bCs/>
+                <w:color w:val="333333"/>
+                <w:sz w:val="17"/>
+                <w:szCs w:val="17"/>
+              </w:rPr>
+              <w:t xml:space="preserve">診所後台－醫師資料自填系統</w:t>
+            </w:r>
+          </w:p>
+        </w:tc>
+        <w:tc>
+          <w:tcPr>
+            <w:tcW w:type="dxa" w:w="4400"/>
+            <w:tcBorders>
+              <w:top w:val="single" w:color="DDDDDD" w:sz="1"/>
+              <w:left w:val="single" w:color="DDDDDD" w:sz="1"/>
+              <w:bottom w:val="single" w:color="DDDDDD" w:sz="1"/>
+              <w:right w:val="single" w:color="DDDDDD" w:sz="1"/>
+            </w:tcBorders>
+            <w:shd w:fill="FFFFFF" w:val="clear"/>
+            <w:tcMar>
+              <w:top w:type="dxa" w:w="80"/>
+              <w:left w:type="dxa" w:w="120"/>
+              <w:bottom w:type="dxa" w:w="80"/>
+              <w:right w:type="dxa" w:w="120"/>
+            </w:tcMar>
+          </w:tcPr>
+          <w:p>
+            <w:pPr>
+              <w:spacing w:after="60"/>
+            </w:pPr>
+            <w:r>
+              <w:rPr>
+                <w:rFonts w:ascii="Arial" w:cs="Arial" w:eastAsia="Arial" w:hAnsi="Arial"/>
+                <w:sz w:val="16"/>
+                <w:szCs w:val="16"/>
+              </w:rPr>
+              <w:t xml:space="preserve">• 診所帳號登入後台</w:t>
+            </w:r>
+          </w:p>
+          <w:p>
+            <w:pPr>
+              <w:spacing w:after="60"/>
+            </w:pPr>
+            <w:r>
+              <w:rPr>
+                <w:rFonts w:ascii="Arial" w:cs="Arial" w:eastAsia="Arial" w:hAnsi="Arial"/>
+                <w:sz w:val="16"/>
+                <w:szCs w:val="16"/>
+              </w:rPr>
+              <w:t xml:space="preserve">• 自行新增/編輯醫師資料（姓名、學歷、專長、證照、照片）</w:t>
+            </w:r>
+          </w:p>
+          <w:p>
+            <w:pPr>
+              <w:spacing w:after="60"/>
+            </w:pPr>
+            <w:r>
+              <w:rPr>
+                <w:rFonts w:ascii="Arial" w:cs="Arial" w:eastAsia="Arial" w:hAnsi="Arial"/>
+                <w:sz w:val="16"/>
+                <w:szCs w:val="16"/>
+              </w:rPr>
+              <w:t xml:space="preserve">• 醫師資料顯示於前台診所詳細頁</w:t>
             </w:r>
           </w:p>
         </w:tc>

--- a/docs/360醫療AI_Admin後台進度控管.docx
+++ b/docs/360醫療AI_Admin後台進度控管.docx
@@ -13671,7 +13671,7 @@
                 <w:sz w:val="17"/>
                 <w:szCs w:val="17"/>
               </w:rPr>
-              <w:t xml:space="preserve">衛福部行政處分爬蟲（診所第4維度）</w:t>
+              <w:t xml:space="preserve">衛福部行政處分爬蟲（診所第4維度）（→ P4上線後優化）</w:t>
             </w:r>
           </w:p>
         </w:tc>
@@ -13754,29 +13754,29 @@
               <w:bottom w:val="single" w:color="DDDDDD" w:sz="1"/>
               <w:right w:val="single" w:color="DDDDDD" w:sz="1"/>
             </w:tcBorders>
-            <w:shd w:fill="F1EFE8" w:val="clear"/>
-            <w:tcMar>
-              <w:top w:type="dxa" w:w="80"/>
-              <w:left w:type="dxa" w:w="80"/>
-              <w:bottom w:type="dxa" w:w="80"/>
-              <w:right w:type="dxa" w:w="80"/>
-            </w:tcMar>
-            <w:vAlign w:val="center"/>
-          </w:tcPr>
-          <w:p>
-            <w:pPr>
-              <w:jc w:val="center"/>
-            </w:pPr>
-            <w:r>
-              <w:rPr>
-                <w:rFonts w:ascii="Arial" w:cs="Arial" w:eastAsia="Arial" w:hAnsi="Arial"/>
-                <w:b/>
-                <w:bCs/>
-                <w:color w:val="5F5E5A"/>
-                <w:sz w:val="16"/>
-                <w:szCs w:val="16"/>
-              </w:rPr>
-              <w:t xml:space="preserve">待做</w:t>
+            <w:shd w:fill="FAEEDA" w:val="clear"/>
+            <w:tcMar>
+              <w:top w:type="dxa" w:w="80"/>
+              <w:left w:type="dxa" w:w="80"/>
+              <w:bottom w:type="dxa" w:w="80"/>
+              <w:right w:type="dxa" w:w="80"/>
+            </w:tcMar>
+            <w:vAlign w:val="center"/>
+          </w:tcPr>
+          <w:p>
+            <w:pPr>
+              <w:jc w:val="center"/>
+            </w:pPr>
+            <w:r>
+              <w:rPr>
+                <w:rFonts w:ascii="Arial" w:cs="Arial" w:eastAsia="Arial" w:hAnsi="Arial"/>
+                <w:b/>
+                <w:bCs/>
+                <w:color w:val="854F0B"/>
+                <w:sz w:val="16"/>
+                <w:szCs w:val="16"/>
+              </w:rPr>
+              <w:t xml:space="preserve">P4優化</w:t>
             </w:r>
           </w:p>
         </w:tc>
@@ -14012,7 +14012,7 @@
                 <w:sz w:val="17"/>
                 <w:szCs w:val="17"/>
               </w:rPr>
-              <w:t xml:space="preserve">正式網域購買+綁定</w:t>
+              <w:t xml:space="preserve">正式網域購買+綁定（→ P4上線後優化）</w:t>
             </w:r>
           </w:p>
         </w:tc>
@@ -14082,29 +14082,29 @@
               <w:bottom w:val="single" w:color="DDDDDD" w:sz="1"/>
               <w:right w:val="single" w:color="DDDDDD" w:sz="1"/>
             </w:tcBorders>
-            <w:shd w:fill="F1EFE8" w:val="clear"/>
-            <w:tcMar>
-              <w:top w:type="dxa" w:w="80"/>
-              <w:left w:type="dxa" w:w="80"/>
-              <w:bottom w:type="dxa" w:w="80"/>
-              <w:right w:type="dxa" w:w="80"/>
-            </w:tcMar>
-            <w:vAlign w:val="center"/>
-          </w:tcPr>
-          <w:p>
-            <w:pPr>
-              <w:jc w:val="center"/>
-            </w:pPr>
-            <w:r>
-              <w:rPr>
-                <w:rFonts w:ascii="Arial" w:cs="Arial" w:eastAsia="Arial" w:hAnsi="Arial"/>
-                <w:b/>
-                <w:bCs/>
-                <w:color w:val="5F5E5A"/>
-                <w:sz w:val="16"/>
-                <w:szCs w:val="16"/>
-              </w:rPr>
-              <w:t xml:space="preserve">待做</w:t>
+            <w:shd w:fill="FAEEDA" w:val="clear"/>
+            <w:tcMar>
+              <w:top w:type="dxa" w:w="80"/>
+              <w:left w:type="dxa" w:w="80"/>
+              <w:bottom w:type="dxa" w:w="80"/>
+              <w:right w:type="dxa" w:w="80"/>
+            </w:tcMar>
+            <w:vAlign w:val="center"/>
+          </w:tcPr>
+          <w:p>
+            <w:pPr>
+              <w:jc w:val="center"/>
+            </w:pPr>
+            <w:r>
+              <w:rPr>
+                <w:rFonts w:ascii="Arial" w:cs="Arial" w:eastAsia="Arial" w:hAnsi="Arial"/>
+                <w:b/>
+                <w:bCs/>
+                <w:color w:val="854F0B"/>
+                <w:sz w:val="16"/>
+                <w:szCs w:val="16"/>
+              </w:rPr>
+              <w:t xml:space="preserve">P4優化</w:t>
             </w:r>
           </w:p>
         </w:tc>

--- a/docs/360醫療AI_Admin後台進度控管.docx
+++ b/docs/360醫療AI_Admin後台進度控管.docx
@@ -1677,29 +1677,29 @@
               <w:bottom w:val="single" w:color="DDDDDD" w:sz="1"/>
               <w:right w:val="single" w:color="DDDDDD" w:sz="1"/>
             </w:tcBorders>
-            <w:shd w:fill="F1EFE8" w:val="clear"/>
-            <w:tcMar>
-              <w:top w:type="dxa" w:w="80"/>
-              <w:left w:type="dxa" w:w="80"/>
-              <w:bottom w:type="dxa" w:w="80"/>
-              <w:right w:type="dxa" w:w="80"/>
-            </w:tcMar>
-            <w:vAlign w:val="center"/>
-          </w:tcPr>
-          <w:p>
-            <w:pPr>
-              <w:jc w:val="center"/>
-            </w:pPr>
-            <w:r>
-              <w:rPr>
-                <w:rFonts w:ascii="Arial" w:cs="Arial" w:eastAsia="Arial" w:hAnsi="Arial"/>
-                <w:b/>
-                <w:bCs/>
-                <w:color w:val="5F5E5A"/>
-                <w:sz w:val="16"/>
-                <w:szCs w:val="16"/>
-              </w:rPr>
-              <w:t xml:space="preserve">待做</w:t>
+            <w:shd w:fill="E1F5EE" w:val="clear"/>
+            <w:tcMar>
+              <w:top w:type="dxa" w:w="80"/>
+              <w:left w:type="dxa" w:w="80"/>
+              <w:bottom w:type="dxa" w:w="80"/>
+              <w:right w:type="dxa" w:w="80"/>
+            </w:tcMar>
+            <w:vAlign w:val="center"/>
+          </w:tcPr>
+          <w:p>
+            <w:pPr>
+              <w:jc w:val="center"/>
+            </w:pPr>
+            <w:r>
+              <w:rPr>
+                <w:rFonts w:ascii="Arial" w:cs="Arial" w:eastAsia="Arial" w:hAnsi="Arial"/>
+                <w:b/>
+                <w:bCs/>
+                <w:color w:val="0F6E56"/>
+                <w:sz w:val="16"/>
+                <w:szCs w:val="16"/>
+              </w:rPr>
+              <w:t xml:space="preserve">✓ 完成</w:t>
             </w:r>
           </w:p>
         </w:tc>

--- a/docs/360醫療AI_Admin後台進度控管.docx
+++ b/docs/360醫療AI_Admin後台進度控管.docx
@@ -3084,29 +3084,29 @@
               <w:bottom w:val="single" w:color="DDDDDD" w:sz="1"/>
               <w:right w:val="single" w:color="DDDDDD" w:sz="1"/>
             </w:tcBorders>
-            <w:shd w:fill="F1EFE8" w:val="clear"/>
-            <w:tcMar>
-              <w:top w:type="dxa" w:w="80"/>
-              <w:left w:type="dxa" w:w="80"/>
-              <w:bottom w:type="dxa" w:w="80"/>
-              <w:right w:type="dxa" w:w="80"/>
-            </w:tcMar>
-            <w:vAlign w:val="center"/>
-          </w:tcPr>
-          <w:p>
-            <w:pPr>
-              <w:jc w:val="center"/>
-            </w:pPr>
-            <w:r>
-              <w:rPr>
-                <w:rFonts w:ascii="Arial" w:cs="Arial" w:eastAsia="Arial" w:hAnsi="Arial"/>
-                <w:b/>
-                <w:bCs/>
-                <w:color w:val="5F5E5A"/>
-                <w:sz w:val="16"/>
-                <w:szCs w:val="16"/>
-              </w:rPr>
-              <w:t xml:space="preserve">待做</w:t>
+            <w:shd w:fill="E1F5EE" w:val="clear"/>
+            <w:tcMar>
+              <w:top w:type="dxa" w:w="80"/>
+              <w:left w:type="dxa" w:w="80"/>
+              <w:bottom w:type="dxa" w:w="80"/>
+              <w:right w:type="dxa" w:w="80"/>
+            </w:tcMar>
+            <w:vAlign w:val="center"/>
+          </w:tcPr>
+          <w:p>
+            <w:pPr>
+              <w:jc w:val="center"/>
+            </w:pPr>
+            <w:r>
+              <w:rPr>
+                <w:rFonts w:ascii="Arial" w:cs="Arial" w:eastAsia="Arial" w:hAnsi="Arial"/>
+                <w:b/>
+                <w:bCs/>
+                <w:color w:val="0F6E56"/>
+                <w:sz w:val="16"/>
+                <w:szCs w:val="16"/>
+              </w:rPr>
+              <w:t xml:space="preserve">✓ 完成</w:t>
             </w:r>
           </w:p>
         </w:tc>

--- a/docs/360醫療AI_Admin後台進度控管.docx
+++ b/docs/360醫療AI_Admin後台進度控管.docx
@@ -15268,6 +15268,360 @@
                 <w:szCs w:val="16"/>
               </w:rPr>
               <w:t xml:space="preserve">• 診所詳細頁展示真實評論（取代假資料）</w:t>
+            </w:r>
+          </w:p>
+        </w:tc>
+        <w:tc>
+          <w:tcPr>
+            <w:tcW w:type="dxa" w:w="1200"/>
+            <w:tcBorders>
+              <w:top w:val="single" w:color="DDDDDD" w:sz="1"/>
+              <w:left w:val="single" w:color="DDDDDD" w:sz="1"/>
+              <w:bottom w:val="single" w:color="DDDDDD" w:sz="1"/>
+              <w:right w:val="single" w:color="DDDDDD" w:sz="1"/>
+            </w:tcBorders>
+            <w:shd w:fill="F1EFE8" w:val="clear"/>
+            <w:tcMar>
+              <w:top w:type="dxa" w:w="80"/>
+              <w:left w:type="dxa" w:w="80"/>
+              <w:bottom w:type="dxa" w:w="80"/>
+              <w:right w:type="dxa" w:w="80"/>
+            </w:tcMar>
+            <w:vAlign w:val="center"/>
+          </w:tcPr>
+          <w:p>
+            <w:pPr>
+              <w:jc w:val="center"/>
+            </w:pPr>
+            <w:r>
+              <w:rPr>
+                <w:rFonts w:ascii="Arial" w:cs="Arial" w:eastAsia="Arial" w:hAnsi="Arial"/>
+                <w:b/>
+                <w:bCs/>
+                <w:color w:val="5F5E5A"/>
+                <w:sz w:val="16"/>
+                <w:szCs w:val="16"/>
+              </w:rPr>
+              <w:t xml:space="preserve">待做</w:t>
+            </w:r>
+          </w:p>
+        </w:tc>
+      </w:tr>
+      <w:tr>
+        <w:tc>
+          <w:tcPr>
+            <w:tcW w:type="dxa" w:w="500"/>
+            <w:tcBorders>
+              <w:top w:val="single" w:color="DDDDDD" w:sz="1"/>
+              <w:left w:val="single" w:color="DDDDDD" w:sz="1"/>
+              <w:bottom w:val="single" w:color="DDDDDD" w:sz="1"/>
+              <w:right w:val="single" w:color="DDDDDD" w:sz="1"/>
+            </w:tcBorders>
+            <w:shd w:fill="FFFFFF" w:val="clear"/>
+            <w:tcMar>
+              <w:top w:type="dxa" w:w="80"/>
+              <w:left w:type="dxa" w:w="120"/>
+              <w:bottom w:type="dxa" w:w="80"/>
+              <w:right w:type="dxa" w:w="120"/>
+            </w:tcMar>
+            <w:vAlign w:val="center"/>
+          </w:tcPr>
+          <w:p>
+            <w:pPr>
+              <w:jc w:val="center"/>
+            </w:pPr>
+            <w:r>
+              <w:rPr>
+                <w:rFonts w:ascii="Arial" w:cs="Arial" w:eastAsia="Arial" w:hAnsi="Arial"/>
+                <w:b/>
+                <w:bCs/>
+                <w:color w:val="5F5E5A"/>
+                <w:sz w:val="16"/>
+                <w:szCs w:val="16"/>
+              </w:rPr>
+              <w:t xml:space="preserve">B7</w:t>
+            </w:r>
+          </w:p>
+        </w:tc>
+        <w:tc>
+          <w:tcPr>
+            <w:tcW w:type="dxa" w:w="2800"/>
+            <w:tcBorders>
+              <w:top w:val="single" w:color="DDDDDD" w:sz="1"/>
+              <w:left w:val="single" w:color="DDDDDD" w:sz="1"/>
+              <w:bottom w:val="single" w:color="DDDDDD" w:sz="1"/>
+              <w:right w:val="single" w:color="DDDDDD" w:sz="1"/>
+            </w:tcBorders>
+            <w:shd w:fill="FFFFFF" w:val="clear"/>
+            <w:tcMar>
+              <w:top w:type="dxa" w:w="80"/>
+              <w:left w:type="dxa" w:w="120"/>
+              <w:bottom w:type="dxa" w:w="80"/>
+              <w:right w:type="dxa" w:w="120"/>
+            </w:tcMar>
+            <w:vAlign w:val="center"/>
+          </w:tcPr>
+          <w:p>
+            <w:pPr>
+              <w:jc w:val="left"/>
+            </w:pPr>
+            <w:r>
+              <w:rPr>
+                <w:rFonts w:ascii="Arial" w:cs="Arial" w:eastAsia="Arial" w:hAnsi="Arial"/>
+                <w:b/>
+                <w:bCs/>
+                <w:color w:val="333333"/>
+                <w:sz w:val="17"/>
+                <w:szCs w:val="17"/>
+              </w:rPr>
+              <w:t xml:space="preserve">前台新增頁面（關於我們/評分標準/診所更新資料/我想合作）</w:t>
+            </w:r>
+          </w:p>
+        </w:tc>
+        <w:tc>
+          <w:tcPr>
+            <w:tcW w:type="dxa" w:w="4400"/>
+            <w:tcBorders>
+              <w:top w:val="single" w:color="DDDDDD" w:sz="1"/>
+              <w:left w:val="single" w:color="DDDDDD" w:sz="1"/>
+              <w:bottom w:val="single" w:color="DDDDDD" w:sz="1"/>
+              <w:right w:val="single" w:color="DDDDDD" w:sz="1"/>
+            </w:tcBorders>
+            <w:shd w:fill="FFFFFF" w:val="clear"/>
+            <w:tcMar>
+              <w:top w:type="dxa" w:w="80"/>
+              <w:left w:type="dxa" w:w="120"/>
+              <w:bottom w:type="dxa" w:w="80"/>
+              <w:right w:type="dxa" w:w="120"/>
+            </w:tcMar>
+          </w:tcPr>
+          <w:p>
+            <w:pPr>
+              <w:spacing w:after="60"/>
+            </w:pPr>
+            <w:r>
+              <w:rPr>
+                <w:rFonts w:ascii="Arial" w:cs="Arial" w:eastAsia="Arial" w:hAnsi="Arial"/>
+                <w:sz w:val="16"/>
+                <w:szCs w:val="16"/>
+              </w:rPr>
+              <w:t xml:space="preserve">• 新增 /about 關於我們頁面</w:t>
+            </w:r>
+          </w:p>
+          <w:p>
+            <w:pPr>
+              <w:spacing w:after="60"/>
+            </w:pPr>
+            <w:r>
+              <w:rPr>
+                <w:rFonts w:ascii="Arial" w:cs="Arial" w:eastAsia="Arial" w:hAnsi="Arial"/>
+                <w:sz w:val="16"/>
+                <w:szCs w:val="16"/>
+              </w:rPr>
+              <w:t xml:space="preserve">• 新增 /scoring 評分標準頁面</w:t>
+            </w:r>
+          </w:p>
+          <w:p>
+            <w:pPr>
+              <w:spacing w:after="60"/>
+            </w:pPr>
+            <w:r>
+              <w:rPr>
+                <w:rFonts w:ascii="Arial" w:cs="Arial" w:eastAsia="Arial" w:hAnsi="Arial"/>
+                <w:sz w:val="16"/>
+                <w:szCs w:val="16"/>
+              </w:rPr>
+              <w:t xml:space="preserve">• 新增 /clinic-update 診所更新資料申請表單</w:t>
+            </w:r>
+          </w:p>
+          <w:p>
+            <w:pPr>
+              <w:spacing w:after="60"/>
+            </w:pPr>
+            <w:r>
+              <w:rPr>
+                <w:rFonts w:ascii="Arial" w:cs="Arial" w:eastAsia="Arial" w:hAnsi="Arial"/>
+                <w:sz w:val="16"/>
+                <w:szCs w:val="16"/>
+              </w:rPr>
+              <w:t xml:space="preserve">• 新增 /partnership 我想合作佔位頁面</w:t>
+            </w:r>
+          </w:p>
+          <w:p>
+            <w:pPr>
+              <w:spacing w:after="60"/>
+            </w:pPr>
+            <w:r>
+              <w:rPr>
+                <w:rFonts w:ascii="Arial" w:cs="Arial" w:eastAsia="Arial" w:hAnsi="Arial"/>
+                <w:sz w:val="16"/>
+                <w:szCs w:val="16"/>
+              </w:rPr>
+              <w:t xml:space="preserve">• SiteNav 導覽列加入對應連結與「我想合作」按鈕</w:t>
+            </w:r>
+          </w:p>
+        </w:tc>
+        <w:tc>
+          <w:tcPr>
+            <w:tcW w:type="dxa" w:w="1200"/>
+            <w:tcBorders>
+              <w:top w:val="single" w:color="DDDDDD" w:sz="1"/>
+              <w:left w:val="single" w:color="DDDDDD" w:sz="1"/>
+              <w:bottom w:val="single" w:color="DDDDDD" w:sz="1"/>
+              <w:right w:val="single" w:color="DDDDDD" w:sz="1"/>
+            </w:tcBorders>
+            <w:shd w:fill="F1EFE8" w:val="clear"/>
+            <w:tcMar>
+              <w:top w:type="dxa" w:w="80"/>
+              <w:left w:type="dxa" w:w="80"/>
+              <w:bottom w:type="dxa" w:w="80"/>
+              <w:right w:type="dxa" w:w="80"/>
+            </w:tcMar>
+            <w:vAlign w:val="center"/>
+          </w:tcPr>
+          <w:p>
+            <w:pPr>
+              <w:jc w:val="center"/>
+            </w:pPr>
+            <w:r>
+              <w:rPr>
+                <w:rFonts w:ascii="Arial" w:cs="Arial" w:eastAsia="Arial" w:hAnsi="Arial"/>
+                <w:b/>
+                <w:bCs/>
+                <w:color w:val="5F5E5A"/>
+                <w:sz w:val="16"/>
+                <w:szCs w:val="16"/>
+              </w:rPr>
+              <w:t xml:space="preserve">待做</w:t>
+            </w:r>
+          </w:p>
+        </w:tc>
+      </w:tr>
+      <w:tr>
+        <w:tc>
+          <w:tcPr>
+            <w:tcW w:type="dxa" w:w="500"/>
+            <w:tcBorders>
+              <w:top w:val="single" w:color="DDDDDD" w:sz="1"/>
+              <w:left w:val="single" w:color="DDDDDD" w:sz="1"/>
+              <w:bottom w:val="single" w:color="DDDDDD" w:sz="1"/>
+              <w:right w:val="single" w:color="DDDDDD" w:sz="1"/>
+            </w:tcBorders>
+            <w:shd w:fill="FFFFFF" w:val="clear"/>
+            <w:tcMar>
+              <w:top w:type="dxa" w:w="80"/>
+              <w:left w:type="dxa" w:w="120"/>
+              <w:bottom w:type="dxa" w:w="80"/>
+              <w:right w:type="dxa" w:w="120"/>
+            </w:tcMar>
+            <w:vAlign w:val="center"/>
+          </w:tcPr>
+          <w:p>
+            <w:pPr>
+              <w:jc w:val="center"/>
+            </w:pPr>
+            <w:r>
+              <w:rPr>
+                <w:rFonts w:ascii="Arial" w:cs="Arial" w:eastAsia="Arial" w:hAnsi="Arial"/>
+                <w:b/>
+                <w:bCs/>
+                <w:color w:val="5F5E5A"/>
+                <w:sz w:val="16"/>
+                <w:szCs w:val="16"/>
+              </w:rPr>
+              <w:t xml:space="preserve">B8</w:t>
+            </w:r>
+          </w:p>
+        </w:tc>
+        <w:tc>
+          <w:tcPr>
+            <w:tcW w:type="dxa" w:w="2800"/>
+            <w:tcBorders>
+              <w:top w:val="single" w:color="DDDDDD" w:sz="1"/>
+              <w:left w:val="single" w:color="DDDDDD" w:sz="1"/>
+              <w:bottom w:val="single" w:color="DDDDDD" w:sz="1"/>
+              <w:right w:val="single" w:color="DDDDDD" w:sz="1"/>
+            </w:tcBorders>
+            <w:shd w:fill="FFFFFF" w:val="clear"/>
+            <w:tcMar>
+              <w:top w:type="dxa" w:w="80"/>
+              <w:left w:type="dxa" w:w="120"/>
+              <w:bottom w:type="dxa" w:w="80"/>
+              <w:right w:type="dxa" w:w="120"/>
+            </w:tcMar>
+            <w:vAlign w:val="center"/>
+          </w:tcPr>
+          <w:p>
+            <w:pPr>
+              <w:jc w:val="left"/>
+            </w:pPr>
+            <w:r>
+              <w:rPr>
+                <w:rFonts w:ascii="Arial" w:cs="Arial" w:eastAsia="Arial" w:hAnsi="Arial"/>
+                <w:b/>
+                <w:bCs/>
+                <w:color w:val="333333"/>
+                <w:sz w:val="17"/>
+                <w:szCs w:val="17"/>
+              </w:rPr>
+              <w:t xml:space="preserve">前台診所資料館命名統一</w:t>
+            </w:r>
+          </w:p>
+        </w:tc>
+        <w:tc>
+          <w:tcPr>
+            <w:tcW w:type="dxa" w:w="4400"/>
+            <w:tcBorders>
+              <w:top w:val="single" w:color="DDDDDD" w:sz="1"/>
+              <w:left w:val="single" w:color="DDDDDD" w:sz="1"/>
+              <w:bottom w:val="single" w:color="DDDDDD" w:sz="1"/>
+              <w:right w:val="single" w:color="DDDDDD" w:sz="1"/>
+            </w:tcBorders>
+            <w:shd w:fill="FFFFFF" w:val="clear"/>
+            <w:tcMar>
+              <w:top w:type="dxa" w:w="80"/>
+              <w:left w:type="dxa" w:w="120"/>
+              <w:bottom w:type="dxa" w:w="80"/>
+              <w:right w:type="dxa" w:w="120"/>
+            </w:tcMar>
+          </w:tcPr>
+          <w:p>
+            <w:pPr>
+              <w:spacing w:after="60"/>
+            </w:pPr>
+            <w:r>
+              <w:rPr>
+                <w:rFonts w:ascii="Arial" w:cs="Arial" w:eastAsia="Arial" w:hAnsi="Arial"/>
+                <w:sz w:val="16"/>
+                <w:szCs w:val="16"/>
+              </w:rPr>
+              <w:t xml:space="preserve">• SiteNav「合作診所」改為「診所資料館」</w:t>
+            </w:r>
+          </w:p>
+          <w:p>
+            <w:pPr>
+              <w:spacing w:after="60"/>
+            </w:pPr>
+            <w:r>
+              <w:rPr>
+                <w:rFonts w:ascii="Arial" w:cs="Arial" w:eastAsia="Arial" w:hAnsi="Arial"/>
+                <w:sz w:val="16"/>
+                <w:szCs w:val="16"/>
+              </w:rPr>
+              <w:t xml:space="preserve">• 首頁/診所列表/診所詳細頁/優惠頁全數更新</w:t>
+            </w:r>
+          </w:p>
+          <w:p>
+            <w:pPr>
+              <w:spacing w:after="60"/>
+            </w:pPr>
+            <w:r>
+              <w:rPr>
+                <w:rFonts w:ascii="Arial" w:cs="Arial" w:eastAsia="Arial" w:hAnsi="Arial"/>
+                <w:sz w:val="16"/>
+                <w:szCs w:val="16"/>
+              </w:rPr>
+              <w:t xml:space="preserve">• /partners 頁面標題與說明文字統一</w:t>
             </w:r>
           </w:p>
         </w:tc>

--- a/docs/360醫療AI_Admin後台進度控管.docx
+++ b/docs/360醫療AI_Admin後台進度控管.docx
@@ -1878,29 +1878,29 @@
               <w:bottom w:val="single" w:color="DDDDDD" w:sz="1"/>
               <w:right w:val="single" w:color="DDDDDD" w:sz="1"/>
             </w:tcBorders>
-            <w:shd w:fill="F1EFE8" w:val="clear"/>
-            <w:tcMar>
-              <w:top w:type="dxa" w:w="80"/>
-              <w:left w:type="dxa" w:w="80"/>
-              <w:bottom w:type="dxa" w:w="80"/>
-              <w:right w:type="dxa" w:w="80"/>
-            </w:tcMar>
-            <w:vAlign w:val="center"/>
-          </w:tcPr>
-          <w:p>
-            <w:pPr>
-              <w:jc w:val="center"/>
-            </w:pPr>
-            <w:r>
-              <w:rPr>
-                <w:rFonts w:ascii="Arial" w:cs="Arial" w:eastAsia="Arial" w:hAnsi="Arial"/>
-                <w:b/>
-                <w:bCs/>
-                <w:color w:val="5F5E5A"/>
-                <w:sz w:val="16"/>
-                <w:szCs w:val="16"/>
-              </w:rPr>
-              <w:t xml:space="preserve">待做</w:t>
+            <w:shd w:fill="E1F5EE" w:val="clear"/>
+            <w:tcMar>
+              <w:top w:type="dxa" w:w="80"/>
+              <w:left w:type="dxa" w:w="80"/>
+              <w:bottom w:type="dxa" w:w="80"/>
+              <w:right w:type="dxa" w:w="80"/>
+            </w:tcMar>
+            <w:vAlign w:val="center"/>
+          </w:tcPr>
+          <w:p>
+            <w:pPr>
+              <w:jc w:val="center"/>
+            </w:pPr>
+            <w:r>
+              <w:rPr>
+                <w:rFonts w:ascii="Arial" w:cs="Arial" w:eastAsia="Arial" w:hAnsi="Arial"/>
+                <w:b/>
+                <w:bCs/>
+                <w:color w:val="0F6E56"/>
+                <w:sz w:val="16"/>
+                <w:szCs w:val="16"/>
+              </w:rPr>
+              <w:t xml:space="preserve">✓ 完成</w:t>
             </w:r>
           </w:p>
         </w:tc>

--- a/docs/360醫療AI_Admin後台進度控管.docx
+++ b/docs/360醫療AI_Admin後台進度控管.docx
@@ -15622,6 +15622,209 @@
                 <w:szCs w:val="16"/>
               </w:rPr>
               <w:t xml:space="preserve">• /partners 頁面標題與說明文字統一</w:t>
+            </w:r>
+          </w:p>
+        </w:tc>
+        <w:tc>
+          <w:tcPr>
+            <w:tcW w:type="dxa" w:w="1200"/>
+            <w:tcBorders>
+              <w:top w:val="single" w:color="DDDDDD" w:sz="1"/>
+              <w:left w:val="single" w:color="DDDDDD" w:sz="1"/>
+              <w:bottom w:val="single" w:color="DDDDDD" w:sz="1"/>
+              <w:right w:val="single" w:color="DDDDDD" w:sz="1"/>
+            </w:tcBorders>
+            <w:shd w:fill="F1EFE8" w:val="clear"/>
+            <w:tcMar>
+              <w:top w:type="dxa" w:w="80"/>
+              <w:left w:type="dxa" w:w="80"/>
+              <w:bottom w:type="dxa" w:w="80"/>
+              <w:right w:type="dxa" w:w="80"/>
+            </w:tcMar>
+            <w:vAlign w:val="center"/>
+          </w:tcPr>
+          <w:p>
+            <w:pPr>
+              <w:jc w:val="center"/>
+            </w:pPr>
+            <w:r>
+              <w:rPr>
+                <w:rFonts w:ascii="Arial" w:cs="Arial" w:eastAsia="Arial" w:hAnsi="Arial"/>
+                <w:b/>
+                <w:bCs/>
+                <w:color w:val="5F5E5A"/>
+                <w:sz w:val="16"/>
+                <w:szCs w:val="16"/>
+              </w:rPr>
+              <w:t xml:space="preserve">待做</w:t>
+            </w:r>
+          </w:p>
+        </w:tc>
+      </w:tr>
+      <w:tr>
+        <w:tc>
+          <w:tcPr>
+            <w:tcW w:type="dxa" w:w="500"/>
+            <w:tcBorders>
+              <w:top w:val="single" w:color="DDDDDD" w:sz="1"/>
+              <w:left w:val="single" w:color="DDDDDD" w:sz="1"/>
+              <w:bottom w:val="single" w:color="DDDDDD" w:sz="1"/>
+              <w:right w:val="single" w:color="DDDDDD" w:sz="1"/>
+            </w:tcBorders>
+            <w:shd w:fill="FFFFFF" w:val="clear"/>
+            <w:tcMar>
+              <w:top w:type="dxa" w:w="80"/>
+              <w:left w:type="dxa" w:w="120"/>
+              <w:bottom w:type="dxa" w:w="80"/>
+              <w:right w:type="dxa" w:w="120"/>
+            </w:tcMar>
+            <w:vAlign w:val="center"/>
+          </w:tcPr>
+          <w:p>
+            <w:pPr>
+              <w:jc w:val="center"/>
+            </w:pPr>
+            <w:r>
+              <w:rPr>
+                <w:rFonts w:ascii="Arial" w:cs="Arial" w:eastAsia="Arial" w:hAnsi="Arial"/>
+                <w:b/>
+                <w:bCs/>
+                <w:color w:val="5F5E5A"/>
+                <w:sz w:val="16"/>
+                <w:szCs w:val="16"/>
+              </w:rPr>
+              <w:t xml:space="preserve">B9</w:t>
+            </w:r>
+          </w:p>
+        </w:tc>
+        <w:tc>
+          <w:tcPr>
+            <w:tcW w:type="dxa" w:w="2800"/>
+            <w:tcBorders>
+              <w:top w:val="single" w:color="DDDDDD" w:sz="1"/>
+              <w:left w:val="single" w:color="DDDDDD" w:sz="1"/>
+              <w:bottom w:val="single" w:color="DDDDDD" w:sz="1"/>
+              <w:right w:val="single" w:color="DDDDDD" w:sz="1"/>
+            </w:tcBorders>
+            <w:shd w:fill="FFFFFF" w:val="clear"/>
+            <w:tcMar>
+              <w:top w:type="dxa" w:w="80"/>
+              <w:left w:type="dxa" w:w="120"/>
+              <w:bottom w:type="dxa" w:w="80"/>
+              <w:right w:type="dxa" w:w="120"/>
+            </w:tcMar>
+            <w:vAlign w:val="center"/>
+          </w:tcPr>
+          <w:p>
+            <w:pPr>
+              <w:jc w:val="left"/>
+            </w:pPr>
+            <w:r>
+              <w:rPr>
+                <w:rFonts w:ascii="Arial" w:cs="Arial" w:eastAsia="Arial" w:hAnsi="Arial"/>
+                <w:b/>
+                <w:bCs/>
+                <w:color w:val="333333"/>
+                <w:sz w:val="17"/>
+                <w:szCs w:val="17"/>
+              </w:rPr>
+              <w:t xml:space="preserve">衛福部ODS診所資料擴充（784筆新增，DB總計1688筆）</w:t>
+            </w:r>
+          </w:p>
+        </w:tc>
+        <w:tc>
+          <w:tcPr>
+            <w:tcW w:type="dxa" w:w="4400"/>
+            <w:tcBorders>
+              <w:top w:val="single" w:color="DDDDDD" w:sz="1"/>
+              <w:left w:val="single" w:color="DDDDDD" w:sz="1"/>
+              <w:bottom w:val="single" w:color="DDDDDD" w:sz="1"/>
+              <w:right w:val="single" w:color="DDDDDD" w:sz="1"/>
+            </w:tcBorders>
+            <w:shd w:fill="FFFFFF" w:val="clear"/>
+            <w:tcMar>
+              <w:top w:type="dxa" w:w="80"/>
+              <w:left w:type="dxa" w:w="120"/>
+              <w:bottom w:type="dxa" w:w="80"/>
+              <w:right w:type="dxa" w:w="120"/>
+            </w:tcMar>
+          </w:tcPr>
+          <w:p>
+            <w:pPr>
+              <w:spacing w:after="60"/>
+            </w:pPr>
+            <w:r>
+              <w:rPr>
+                <w:rFonts w:ascii="Arial" w:cs="Arial" w:eastAsia="Arial" w:hAnsi="Arial"/>
+                <w:sz w:val="16"/>
+                <w:szCs w:val="16"/>
+              </w:rPr>
+              <w:t xml:space="preserve">• 下載衛福部醫事司ODS（24,138筆全台開業機構）</w:t>
+            </w:r>
+          </w:p>
+          <w:p>
+            <w:pPr>
+              <w:spacing w:after="60"/>
+            </w:pPr>
+            <w:r>
+              <w:rPr>
+                <w:rFonts w:ascii="Arial" w:cs="Arial" w:eastAsia="Arial" w:hAnsi="Arial"/>
+                <w:sz w:val="16"/>
+                <w:szCs w:val="16"/>
+              </w:rPr>
+              <w:t xml:space="preserve">• 篩選整形外科+皮膚科共945筆</w:t>
+            </w:r>
+          </w:p>
+          <w:p>
+            <w:pPr>
+              <w:spacing w:after="60"/>
+            </w:pPr>
+            <w:r>
+              <w:rPr>
+                <w:rFonts w:ascii="Arial" w:cs="Arial" w:eastAsia="Arial" w:hAnsi="Arial"/>
+                <w:sz w:val="16"/>
+                <w:szCs w:val="16"/>
+              </w:rPr>
+              <w:t xml:space="preserve">• 排除醫院/法人僅保留診所層級806筆</w:t>
+            </w:r>
+          </w:p>
+          <w:p>
+            <w:pPr>
+              <w:spacing w:after="60"/>
+            </w:pPr>
+            <w:r>
+              <w:rPr>
+                <w:rFonts w:ascii="Arial" w:cs="Arial" w:eastAsia="Arial" w:hAnsi="Arial"/>
+                <w:sz w:val="16"/>
+                <w:szCs w:val="16"/>
+              </w:rPr>
+              <w:t xml:space="preserve">• 去重後匯入784筆新診所</w:t>
+            </w:r>
+          </w:p>
+          <w:p>
+            <w:pPr>
+              <w:spacing w:after="60"/>
+            </w:pPr>
+            <w:r>
+              <w:rPr>
+                <w:rFonts w:ascii="Arial" w:cs="Arial" w:eastAsia="Arial" w:hAnsi="Arial"/>
+                <w:sz w:val="16"/>
+                <w:szCs w:val="16"/>
+              </w:rPr>
+              <w:t xml:space="preserve">• DB總診所數從904筆擴充至1688筆</w:t>
+            </w:r>
+          </w:p>
+          <w:p>
+            <w:pPr>
+              <w:spacing w:after="60"/>
+            </w:pPr>
+            <w:r>
+              <w:rPr>
+                <w:rFonts w:ascii="Arial" w:cs="Arial" w:eastAsia="Arial" w:hAnsi="Arial"/>
+                <w:sz w:val="16"/>
+                <w:szCs w:val="16"/>
+              </w:rPr>
+              <w:t xml:space="preserve">• 新增欄位：legal_score=10, judicial_score=10, score=20</w:t>
             </w:r>
           </w:p>
         </w:tc>

--- a/docs/360醫療AI_Admin後台進度控管.docx
+++ b/docs/360醫療AI_Admin後台進度控管.docx
@@ -15728,7 +15728,7 @@
                 <w:sz w:val="17"/>
                 <w:szCs w:val="17"/>
               </w:rPr>
-              <w:t xml:space="preserve">衛福部ODS診所資料擴充（784筆新增，DB總計1688筆）</w:t>
+              <w:t xml:space="preserve">衛福部ODS+NHI診所資料整合（清除非醫美259筆、補入124筆，DB總計1554筆）</w:t>
             </w:r>
           </w:p>
         </w:tc>
@@ -15772,7 +15772,7 @@
                 <w:sz w:val="16"/>
                 <w:szCs w:val="16"/>
               </w:rPr>
-              <w:t xml:space="preserve">• 篩選整形外科+皮膚科共945筆</w:t>
+              <w:t xml:space="preserve">• 篩選整形外科+皮膚科+名稱關鍵字匯入784筆新診所</w:t>
             </w:r>
           </w:p>
           <w:p>
@@ -15785,7 +15785,7 @@
                 <w:sz w:val="16"/>
                 <w:szCs w:val="16"/>
               </w:rPr>
-              <w:t xml:space="preserve">• 排除醫院/法人僅保留診所層級806筆</w:t>
+              <w:t xml:space="preserve">• Google Places API補齊全部1688筆評分資料</w:t>
             </w:r>
           </w:p>
           <w:p>
@@ -15798,7 +15798,7 @@
                 <w:sz w:val="16"/>
                 <w:szCs w:val="16"/>
               </w:rPr>
-              <w:t xml:space="preserve">• 去重後匯入784筆新診所</w:t>
+              <w:t xml:space="preserve">• 精準清除：黑名單科別（牙科/中醫/耳鼻喉等）且無醫美關鍵字 → 刪除259筆</w:t>
             </w:r>
           </w:p>
           <w:p>
@@ -15811,7 +15811,7 @@
                 <w:sz w:val="16"/>
                 <w:szCs w:val="16"/>
               </w:rPr>
-              <w:t xml:space="preserve">• DB總診所數從904筆擴充至1688筆</w:t>
+              <w:t xml:space="preserve">• ODS名稱關鍵字二次掃描補入124筆西醫一般科醫美診所</w:t>
             </w:r>
           </w:p>
           <w:p>
@@ -15824,7 +15824,7 @@
                 <w:sz w:val="16"/>
                 <w:szCs w:val="16"/>
               </w:rPr>
-              <w:t xml:space="preserve">• 新增欄位：legal_score=10, judicial_score=10, score=20</w:t>
+              <w:t xml:space="preserve">• DB最終：1554筆純醫美相關診所</w:t>
             </w:r>
           </w:p>
         </w:tc>
